--- a/SourceCode/BaoCao/BaoCao_BTL_QuanLyThuePhongKhachSan.docx
+++ b/SourceCode/BaoCao/BaoCao_BTL_QuanLyThuePhongKhachSan.docx
@@ -8799,164 +8799,6 @@
         <w:t>Mục lục</w:t>
       </w:r>
     </w:p>
-    <w:p>
-      <w:pPr>
-        <w:pStyle w:val="italic"/>
-        <w:spacing w:before="0" w:beforeAutospacing="0" w:after="120" w:afterAutospacing="0"/>
-        <w:jc w:val="center"/>
-        <w:rPr>
-          <w:sz w:val="28"/>
-          <w:szCs w:val="28"/>
-        </w:rPr>
-      </w:pPr>
-      <w:r>
-        <w:rPr>
-          <w:sz w:val="28"/>
-          <w:szCs w:val="28"/>
-        </w:rPr>
-        <w:t>(Đánh s</w:t>
-      </w:r>
-      <w:r>
-        <w:rPr>
-          <w:sz w:val="28"/>
-          <w:szCs w:val="28"/>
-        </w:rPr>
-        <w:t>ố</w:t>
-      </w:r>
-      <w:r>
-        <w:rPr>
-          <w:sz w:val="28"/>
-          <w:szCs w:val="28"/>
-        </w:rPr>
-        <w:t xml:space="preserve"> trang c</w:t>
-      </w:r>
-      <w:r>
-        <w:rPr>
-          <w:sz w:val="28"/>
-          <w:szCs w:val="28"/>
-        </w:rPr>
-        <w:t>ụ</w:t>
-      </w:r>
-      <w:r>
-        <w:rPr>
-          <w:sz w:val="28"/>
-          <w:szCs w:val="28"/>
-        </w:rPr>
-        <w:t xml:space="preserve"> th</w:t>
-      </w:r>
-      <w:r>
-        <w:rPr>
-          <w:sz w:val="28"/>
-          <w:szCs w:val="28"/>
-        </w:rPr>
-        <w:t>ể</w:t>
-      </w:r>
-      <w:r>
-        <w:rPr>
-          <w:sz w:val="28"/>
-          <w:szCs w:val="28"/>
-        </w:rPr>
-        <w:t xml:space="preserve"> s</w:t>
-      </w:r>
-      <w:r>
-        <w:rPr>
-          <w:sz w:val="28"/>
-          <w:szCs w:val="28"/>
-        </w:rPr>
-        <w:t>ẽ</w:t>
-      </w:r>
-      <w:r>
-        <w:rPr>
-          <w:sz w:val="28"/>
-          <w:szCs w:val="28"/>
-        </w:rPr>
-        <w:t xml:space="preserve"> c</w:t>
-      </w:r>
-      <w:r>
-        <w:rPr>
-          <w:sz w:val="28"/>
-          <w:szCs w:val="28"/>
-        </w:rPr>
-        <w:t>ậ</w:t>
-      </w:r>
-      <w:r>
-        <w:rPr>
-          <w:sz w:val="28"/>
-          <w:szCs w:val="28"/>
-        </w:rPr>
-        <w:t>p nh</w:t>
-      </w:r>
-      <w:r>
-        <w:rPr>
-          <w:sz w:val="28"/>
-          <w:szCs w:val="28"/>
-        </w:rPr>
-        <w:t>ậ</w:t>
-      </w:r>
-      <w:r>
-        <w:rPr>
-          <w:sz w:val="28"/>
-          <w:szCs w:val="28"/>
-        </w:rPr>
-        <w:t>t sau khi hoàn thi</w:t>
-      </w:r>
-      <w:r>
-        <w:rPr>
-          <w:sz w:val="28"/>
-          <w:szCs w:val="28"/>
-        </w:rPr>
-        <w:t>ệ</w:t>
-      </w:r>
-      <w:r>
-        <w:rPr>
-          <w:sz w:val="28"/>
-          <w:szCs w:val="28"/>
-        </w:rPr>
-        <w:t>n b</w:t>
-      </w:r>
-      <w:r>
-        <w:rPr>
-          <w:sz w:val="28"/>
-          <w:szCs w:val="28"/>
-        </w:rPr>
-        <w:t>ố</w:t>
-      </w:r>
-      <w:r>
-        <w:rPr>
-          <w:sz w:val="28"/>
-          <w:szCs w:val="28"/>
-        </w:rPr>
-        <w:t xml:space="preserve"> c</w:t>
-      </w:r>
-      <w:r>
-        <w:rPr>
-          <w:sz w:val="28"/>
-          <w:szCs w:val="28"/>
-        </w:rPr>
-        <w:t>ụ</w:t>
-      </w:r>
-      <w:r>
-        <w:rPr>
-          <w:sz w:val="28"/>
-          <w:szCs w:val="28"/>
-        </w:rPr>
-        <w:t>c cu</w:t>
-      </w:r>
-      <w:r>
-        <w:rPr>
-          <w:sz w:val="28"/>
-          <w:szCs w:val="28"/>
-        </w:rPr>
-        <w:t>ố</w:t>
-      </w:r>
-      <w:r>
-        <w:rPr>
-          <w:sz w:val="28"/>
-          <w:szCs w:val="28"/>
-        </w:rPr>
-        <w:t>i cùng)</w:t>
-      </w:r>
-    </w:p>
     <w:tbl>
       <w:tblPr>
         <w:tblW w:w="5000" w:type="pct"/>
@@ -9034,7 +8876,7 @@
                 <w:sz w:val="26"/>
                 <w:szCs w:val="26"/>
               </w:rPr>
-              <w:t>iii</w:t>
+              <w:t>i</w:t>
             </w:r>
           </w:p>
         </w:tc>
@@ -9101,7 +8943,7 @@
                 <w:sz w:val="26"/>
                 <w:szCs w:val="26"/>
               </w:rPr>
-              <w:t>iv</w:t>
+              <w:t>ii</w:t>
             </w:r>
           </w:p>
         </w:tc>
@@ -9168,7 +9010,7 @@
                 <w:sz w:val="26"/>
                 <w:szCs w:val="26"/>
               </w:rPr>
-              <w:t>vi</w:t>
+              <w:t>v</w:t>
             </w:r>
           </w:p>
         </w:tc>
@@ -9235,7 +9077,7 @@
                 <w:sz w:val="26"/>
                 <w:szCs w:val="26"/>
               </w:rPr>
-              <w:t>vii</w:t>
+              <w:t>vi</w:t>
             </w:r>
           </w:p>
         </w:tc>
@@ -9602,15 +9444,7 @@
                 <w:sz w:val="26"/>
                 <w:szCs w:val="26"/>
               </w:rPr>
-              <w:t>  </w:t>
-            </w:r>
-            <w:r>
-              <w:rPr>
-                <w:rFonts w:eastAsia="Times New Roman"/>
-                <w:sz w:val="26"/>
-                <w:szCs w:val="26"/>
-              </w:rPr>
-              <w:t>1.1. Lý do chọn đề tài</w:t>
+              <w:t>  1.1. Lý do chọn đề tài</w:t>
             </w:r>
           </w:p>
         </w:tc>
@@ -9767,7 +9601,7 @@
                 <w:sz w:val="26"/>
                 <w:szCs w:val="26"/>
               </w:rPr>
-              <w:t>2</w:t>
+              <w:t>1</w:t>
             </w:r>
           </w:p>
         </w:tc>
@@ -9799,7 +9633,15 @@
                 <w:sz w:val="26"/>
                 <w:szCs w:val="26"/>
               </w:rPr>
-              <w:t>  1.4. Bố cục báo cáo</w:t>
+              <w:t>  </w:t>
+            </w:r>
+            <w:r>
+              <w:rPr>
+                <w:rFonts w:eastAsia="Times New Roman"/>
+                <w:sz w:val="26"/>
+                <w:szCs w:val="26"/>
+              </w:rPr>
+              <w:t>1.4. Bố cục báo cáo</w:t>
             </w:r>
           </w:p>
         </w:tc>
@@ -10055,15 +9897,7 @@
                 <w:sz w:val="26"/>
                 <w:szCs w:val="26"/>
               </w:rPr>
-              <w:t>  </w:t>
-            </w:r>
-            <w:r>
-              <w:rPr>
-                <w:rFonts w:eastAsia="Times New Roman"/>
-                <w:sz w:val="26"/>
-                <w:szCs w:val="26"/>
-              </w:rPr>
-              <w:t>2.3. Các quy tắc nghiệp vụ quan trọng</w:t>
+              <w:t>  2.3. Các quy tắc nghiệp vụ quan trọng</w:t>
             </w:r>
           </w:p>
         </w:tc>
@@ -10157,7 +9991,7 @@
                 <w:sz w:val="26"/>
                 <w:szCs w:val="26"/>
               </w:rPr>
-              <w:t>5</w:t>
+              <w:t>4</w:t>
             </w:r>
           </w:p>
         </w:tc>
@@ -10350,7 +10184,7 @@
                 <w:sz w:val="26"/>
                 <w:szCs w:val="26"/>
               </w:rPr>
-              <w:t>7</w:t>
+              <w:t>6</w:t>
             </w:r>
           </w:p>
         </w:tc>
@@ -10413,7 +10247,7 @@
                 <w:sz w:val="26"/>
                 <w:szCs w:val="26"/>
               </w:rPr>
-              <w:t>11</w:t>
+              <w:t>10</w:t>
             </w:r>
           </w:p>
         </w:tc>
@@ -10445,15 +10279,7 @@
                 <w:sz w:val="26"/>
                 <w:szCs w:val="26"/>
               </w:rPr>
-              <w:t>  </w:t>
-            </w:r>
-            <w:r>
-              <w:rPr>
-                <w:rFonts w:eastAsia="Times New Roman"/>
-                <w:sz w:val="26"/>
-                <w:szCs w:val="26"/>
-              </w:rPr>
-              <w:t>3.4. Danh sách Stored Procedure</w:t>
+              <w:t>  3.4. Danh sách Stored Procedure</w:t>
             </w:r>
           </w:p>
         </w:tc>
@@ -10484,7 +10310,7 @@
                 <w:sz w:val="26"/>
                 <w:szCs w:val="26"/>
               </w:rPr>
-              <w:t>11</w:t>
+              <w:t>10</w:t>
             </w:r>
           </w:p>
         </w:tc>
@@ -10547,7 +10373,7 @@
                 <w:sz w:val="26"/>
                 <w:szCs w:val="26"/>
               </w:rPr>
-              <w:t>12</w:t>
+              <w:t>11</w:t>
             </w:r>
           </w:p>
         </w:tc>
@@ -10614,7 +10440,7 @@
                 <w:sz w:val="26"/>
                 <w:szCs w:val="26"/>
               </w:rPr>
-              <w:t>13</w:t>
+              <w:t>12</w:t>
             </w:r>
           </w:p>
         </w:tc>
@@ -10677,7 +10503,7 @@
                 <w:sz w:val="26"/>
                 <w:szCs w:val="26"/>
               </w:rPr>
-              <w:t>13</w:t>
+              <w:t>12</w:t>
             </w:r>
           </w:p>
         </w:tc>
@@ -10740,7 +10566,7 @@
                 <w:sz w:val="26"/>
                 <w:szCs w:val="26"/>
               </w:rPr>
-              <w:t>13</w:t>
+              <w:t>12</w:t>
             </w:r>
           </w:p>
         </w:tc>
@@ -10803,7 +10629,7 @@
                 <w:sz w:val="26"/>
                 <w:szCs w:val="26"/>
               </w:rPr>
-              <w:t>13</w:t>
+              <w:t>12</w:t>
             </w:r>
           </w:p>
         </w:tc>
@@ -10835,15 +10661,7 @@
                 <w:sz w:val="26"/>
                 <w:szCs w:val="26"/>
               </w:rPr>
-              <w:t>  </w:t>
-            </w:r>
-            <w:r>
-              <w:rPr>
-                <w:rFonts w:eastAsia="Times New Roman"/>
-                <w:sz w:val="26"/>
-                <w:szCs w:val="26"/>
-              </w:rPr>
-              <w:t>4.4. Thiết kế giao diện và chuẩn thao tác bàn phím</w:t>
+              <w:t>  4.4. Thiết kế giao diện và chuẩn thao tác bàn phím</w:t>
             </w:r>
           </w:p>
         </w:tc>
@@ -10874,7 +10692,7 @@
                 <w:sz w:val="26"/>
                 <w:szCs w:val="26"/>
               </w:rPr>
-              <w:t>14</w:t>
+              <w:t>12</w:t>
             </w:r>
           </w:p>
         </w:tc>
@@ -10906,7 +10724,15 @@
                 <w:sz w:val="26"/>
                 <w:szCs w:val="26"/>
               </w:rPr>
-              <w:t>  4.5. Chức năng đăng nhập và phân quyền</w:t>
+              <w:t>  </w:t>
+            </w:r>
+            <w:r>
+              <w:rPr>
+                <w:rFonts w:eastAsia="Times New Roman"/>
+                <w:sz w:val="26"/>
+                <w:szCs w:val="26"/>
+              </w:rPr>
+              <w:t>4.5. Chức năng đăng nhập và phân quyền</w:t>
             </w:r>
           </w:p>
         </w:tc>
@@ -10937,7 +10763,7 @@
                 <w:sz w:val="26"/>
                 <w:szCs w:val="26"/>
               </w:rPr>
-              <w:t>14</w:t>
+              <w:t>13</w:t>
             </w:r>
           </w:p>
         </w:tc>
@@ -11000,7 +10826,7 @@
                 <w:sz w:val="26"/>
                 <w:szCs w:val="26"/>
               </w:rPr>
-              <w:t>15</w:t>
+              <w:t>13</w:t>
             </w:r>
           </w:p>
         </w:tc>
@@ -11067,7 +10893,7 @@
                 <w:sz w:val="26"/>
                 <w:szCs w:val="26"/>
               </w:rPr>
-              <w:t>16</w:t>
+              <w:t>14</w:t>
             </w:r>
           </w:p>
         </w:tc>
@@ -11130,7 +10956,7 @@
                 <w:sz w:val="26"/>
                 <w:szCs w:val="26"/>
               </w:rPr>
-              <w:t>16</w:t>
+              <w:t>14</w:t>
             </w:r>
           </w:p>
         </w:tc>
@@ -11193,7 +11019,7 @@
                 <w:sz w:val="26"/>
                 <w:szCs w:val="26"/>
               </w:rPr>
-              <w:t>16</w:t>
+              <w:t>14</w:t>
             </w:r>
           </w:p>
         </w:tc>
@@ -11225,15 +11051,7 @@
                 <w:sz w:val="26"/>
                 <w:szCs w:val="26"/>
               </w:rPr>
-              <w:t>  </w:t>
-            </w:r>
-            <w:r>
-              <w:rPr>
-                <w:rFonts w:eastAsia="Times New Roman"/>
-                <w:sz w:val="26"/>
-                <w:szCs w:val="26"/>
-              </w:rPr>
-              <w:t>5.3. Kết quả đạt được</w:t>
+              <w:t>  5.3. Kết quả đạt được</w:t>
             </w:r>
           </w:p>
         </w:tc>
@@ -11264,7 +11082,7 @@
                 <w:sz w:val="26"/>
                 <w:szCs w:val="26"/>
               </w:rPr>
-              <w:t>17</w:t>
+              <w:t>14</w:t>
             </w:r>
           </w:p>
         </w:tc>
@@ -11327,7 +11145,7 @@
                 <w:sz w:val="26"/>
                 <w:szCs w:val="26"/>
               </w:rPr>
-              <w:t>17</w:t>
+              <w:t>15</w:t>
             </w:r>
           </w:p>
         </w:tc>
@@ -11394,7 +11212,7 @@
                 <w:sz w:val="26"/>
                 <w:szCs w:val="26"/>
               </w:rPr>
-              <w:t>18</w:t>
+              <w:t>16</w:t>
             </w:r>
           </w:p>
         </w:tc>
@@ -11461,7 +11279,7 @@
                 <w:sz w:val="26"/>
                 <w:szCs w:val="26"/>
               </w:rPr>
-              <w:t>19</w:t>
+              <w:t>17</w:t>
             </w:r>
           </w:p>
         </w:tc>
@@ -11528,7 +11346,7 @@
                 <w:sz w:val="26"/>
                 <w:szCs w:val="26"/>
               </w:rPr>
-              <w:t>1</w:t>
+              <w:t>19</w:t>
             </w:r>
           </w:p>
         </w:tc>
@@ -15503,7 +15321,7 @@
                 <w:sz w:val="26"/>
                 <w:szCs w:val="26"/>
               </w:rPr>
-              <w:t>…</w:t>
+              <w:t>4</w:t>
             </w:r>
           </w:p>
         </w:tc>
@@ -15566,7 +15384,7 @@
                 <w:sz w:val="26"/>
                 <w:szCs w:val="26"/>
               </w:rPr>
-              <w:t>…</w:t>
+              <w:t>4</w:t>
             </w:r>
           </w:p>
         </w:tc>
@@ -15629,7 +15447,7 @@
                 <w:sz w:val="26"/>
                 <w:szCs w:val="26"/>
               </w:rPr>
-              <w:t>…</w:t>
+              <w:t>6</w:t>
             </w:r>
           </w:p>
         </w:tc>
@@ -15692,7 +15510,7 @@
                 <w:sz w:val="26"/>
                 <w:szCs w:val="26"/>
               </w:rPr>
-              <w:t>…</w:t>
+              <w:t>7</w:t>
             </w:r>
           </w:p>
         </w:tc>
@@ -15755,7 +15573,7 @@
                 <w:sz w:val="26"/>
                 <w:szCs w:val="26"/>
               </w:rPr>
-              <w:t>…</w:t>
+              <w:t>7</w:t>
             </w:r>
           </w:p>
         </w:tc>
@@ -15818,7 +15636,7 @@
                 <w:sz w:val="26"/>
                 <w:szCs w:val="26"/>
               </w:rPr>
-              <w:t>…</w:t>
+              <w:t>8</w:t>
             </w:r>
           </w:p>
         </w:tc>
@@ -15881,7 +15699,7 @@
                 <w:sz w:val="26"/>
                 <w:szCs w:val="26"/>
               </w:rPr>
-              <w:t>…</w:t>
+              <w:t>8</w:t>
             </w:r>
           </w:p>
         </w:tc>
@@ -15944,7 +15762,7 @@
                 <w:sz w:val="26"/>
                 <w:szCs w:val="26"/>
               </w:rPr>
-              <w:t>…</w:t>
+              <w:t>9</w:t>
             </w:r>
           </w:p>
         </w:tc>
@@ -16007,7 +15825,7 @@
                 <w:sz w:val="26"/>
                 <w:szCs w:val="26"/>
               </w:rPr>
-              <w:t>…</w:t>
+              <w:t>9</w:t>
             </w:r>
           </w:p>
         </w:tc>
@@ -16070,7 +15888,7 @@
                 <w:sz w:val="26"/>
                 <w:szCs w:val="26"/>
               </w:rPr>
-              <w:t>…</w:t>
+              <w:t>9</w:t>
             </w:r>
           </w:p>
         </w:tc>
@@ -16133,7 +15951,7 @@
                 <w:sz w:val="26"/>
                 <w:szCs w:val="26"/>
               </w:rPr>
-              <w:t>…</w:t>
+              <w:t>10</w:t>
             </w:r>
           </w:p>
         </w:tc>
@@ -16196,7 +16014,7 @@
                 <w:sz w:val="26"/>
                 <w:szCs w:val="26"/>
               </w:rPr>
-              <w:t>…</w:t>
+              <w:t>11</w:t>
             </w:r>
           </w:p>
         </w:tc>
@@ -16259,7 +16077,7 @@
                 <w:sz w:val="26"/>
                 <w:szCs w:val="26"/>
               </w:rPr>
-              <w:t>…</w:t>
+              <w:t>13</w:t>
             </w:r>
           </w:p>
         </w:tc>
@@ -16322,7 +16140,7 @@
                 <w:sz w:val="26"/>
                 <w:szCs w:val="26"/>
               </w:rPr>
-              <w:t>…</w:t>
+              <w:t>14</w:t>
             </w:r>
           </w:p>
         </w:tc>
@@ -16415,7 +16233,7 @@
                 <w:sz w:val="26"/>
                 <w:szCs w:val="26"/>
               </w:rPr>
-              <w:t>…</w:t>
+              <w:t>6</w:t>
             </w:r>
           </w:p>
         </w:tc>
@@ -18311,9 +18129,9 @@
         <w:tblLook w:val="04A0" w:firstRow="1" w:lastRow="0" w:firstColumn="1" w:lastColumn="0" w:noHBand="0" w:noVBand="1"/>
       </w:tblPr>
       <w:tblGrid>
-        <w:gridCol w:w="1248"/>
-        <w:gridCol w:w="4180"/>
-        <w:gridCol w:w="3916"/>
+        <w:gridCol w:w="1212"/>
+        <w:gridCol w:w="3998"/>
+        <w:gridCol w:w="4134"/>
       </w:tblGrid>
       <w:tr>
         <w:tc>
@@ -18758,37 +18576,37 @@
                 <w:sz w:val="26"/>
                 <w:szCs w:val="26"/>
               </w:rPr>
-              <w:t>System.Drawing.Printing (in trực tiếp); có hướng dẫn chuyển sang Crystal Report</w:t>
-            </w:r>
-          </w:p>
-        </w:tc>
-        <w:tc>
-          <w:tcPr>
-            <w:tcW w:w="0" w:type="auto"/>
-            <w:tcBorders>
-              <w:top w:val="single" w:sz="6" w:space="0" w:color="000000"/>
-              <w:left w:val="single" w:sz="6" w:space="0" w:color="000000"/>
-              <w:bottom w:val="single" w:sz="6" w:space="0" w:color="000000"/>
-              <w:right w:val="single" w:sz="6" w:space="0" w:color="000000"/>
-            </w:tcBorders>
-            <w:hideMark/>
-          </w:tcPr>
-          <w:p>
-            <w:pPr>
-              <w:spacing w:before="80" w:after="200"/>
-              <w:rPr>
-                <w:rFonts w:eastAsia="Times New Roman"/>
-                <w:sz w:val="26"/>
-                <w:szCs w:val="26"/>
-              </w:rPr>
-            </w:pPr>
-            <w:r>
-              <w:rPr>
-                <w:rFonts w:eastAsia="Times New Roman"/>
-                <w:sz w:val="26"/>
-                <w:szCs w:val="26"/>
-              </w:rPr>
-              <w:t>Đề bài yêu cầu Crystal Report; nhóm đã chuẩn bị sẵn tầng dữ liệu và hướng dẫn tích hợp Crystal Report thật khi có điều kiện</w:t>
+              <w:t>SAP Crystal Reports for Visual Studio (CrystalReportViewer)</w:t>
+            </w:r>
+          </w:p>
+        </w:tc>
+        <w:tc>
+          <w:tcPr>
+            <w:tcW w:w="0" w:type="auto"/>
+            <w:tcBorders>
+              <w:top w:val="single" w:sz="6" w:space="0" w:color="000000"/>
+              <w:left w:val="single" w:sz="6" w:space="0" w:color="000000"/>
+              <w:bottom w:val="single" w:sz="6" w:space="0" w:color="000000"/>
+              <w:right w:val="single" w:sz="6" w:space="0" w:color="000000"/>
+            </w:tcBorders>
+            <w:hideMark/>
+          </w:tcPr>
+          <w:p>
+            <w:pPr>
+              <w:spacing w:before="80" w:after="200"/>
+              <w:rPr>
+                <w:rFonts w:eastAsia="Times New Roman"/>
+                <w:sz w:val="26"/>
+                <w:szCs w:val="26"/>
+              </w:rPr>
+            </w:pPr>
+            <w:r>
+              <w:rPr>
+                <w:rFonts w:eastAsia="Times New Roman"/>
+                <w:sz w:val="26"/>
+                <w:szCs w:val="26"/>
+              </w:rPr>
+              <w:t>Đề bài yêu cầu bắt buộc báo cáo viết trên Crystal Report (mục 3.2); nhóm thiết kế 2 report .rpt và hiển thị bằng CrystalReportViewer ngay trong chương trình</w:t>
             </w:r>
           </w:p>
         </w:tc>
@@ -24978,7 +24796,7 @@
           <w:szCs w:val="28"/>
         </w:rPr>
         <w:drawing>
-          <wp:inline distT="0" distB="0" distL="0" distR="0" wp14:anchorId="70CBF090" wp14:editId="5AD8B42E">
+          <wp:inline distT="0" distB="0" distL="0" distR="0" wp14:anchorId="0A2DF7A2" wp14:editId="2081C092">
             <wp:extent cx="13336861" cy="8573696"/>
             <wp:effectExtent l="0" t="0" r="0" b="0"/>
             <wp:docPr id="1" name="Picture 1"/>
@@ -38454,14 +38272,7 @@
           <w:sz w:val="28"/>
           <w:szCs w:val="28"/>
         </w:rPr>
-        <w:t xml:space="preserve"> phòng/Th</w:t>
-      </w:r>
-      <w:r>
-        <w:rPr>
-          <w:sz w:val="28"/>
-          <w:szCs w:val="28"/>
-        </w:rPr>
-        <w:t>anh toán), Hóa đơn (Tra c</w:t>
+        <w:t xml:space="preserve"> phòng/Thanh toán), Hóa đơn (Tra c</w:t>
       </w:r>
       <w:r>
         <w:rPr>
@@ -42069,7 +41880,35 @@
           <w:sz w:val="28"/>
           <w:szCs w:val="28"/>
         </w:rPr>
-        <w:t>u báo cáo đư</w:t>
+        <w:t>u b</w:t>
+      </w:r>
+      <w:r>
+        <w:rPr>
+          <w:sz w:val="28"/>
+          <w:szCs w:val="28"/>
+        </w:rPr>
+        <w:t>ắ</w:t>
+      </w:r>
+      <w:r>
+        <w:rPr>
+          <w:sz w:val="28"/>
+          <w:szCs w:val="28"/>
+        </w:rPr>
+        <w:t>t bu</w:t>
+      </w:r>
+      <w:r>
+        <w:rPr>
+          <w:sz w:val="28"/>
+          <w:szCs w:val="28"/>
+        </w:rPr>
+        <w:t>ộ</w:t>
+      </w:r>
+      <w:r>
+        <w:rPr>
+          <w:sz w:val="28"/>
+          <w:szCs w:val="28"/>
+        </w:rPr>
+        <w:t>c báo cáo đư</w:t>
       </w:r>
       <w:r>
         <w:rPr>
@@ -42097,7 +41936,7 @@
           <w:sz w:val="28"/>
           <w:szCs w:val="28"/>
         </w:rPr>
-        <w:t>t trên Crystal Report. Do Crystal Report Designer là công c</w:t>
+        <w:t>t trên Crystal Report (m</w:t>
       </w:r>
       <w:r>
         <w:rPr>
@@ -42111,7 +41950,7 @@
           <w:sz w:val="28"/>
           <w:szCs w:val="28"/>
         </w:rPr>
-        <w:t xml:space="preserve"> thi</w:t>
+        <w:t>c 3.2). Nhóm đã thi</w:t>
       </w:r>
       <w:r>
         <w:rPr>
@@ -42139,7 +41978,488 @@
           <w:sz w:val="28"/>
           <w:szCs w:val="28"/>
         </w:rPr>
-        <w:t xml:space="preserve"> tr</w:t>
+        <w:t xml:space="preserve"> 2 report th</w:t>
+      </w:r>
+      <w:r>
+        <w:rPr>
+          <w:sz w:val="28"/>
+          <w:szCs w:val="28"/>
+        </w:rPr>
+        <w:t>ậ</w:t>
+      </w:r>
+      <w:r>
+        <w:rPr>
+          <w:sz w:val="28"/>
+          <w:szCs w:val="28"/>
+        </w:rPr>
+        <w:t>t b</w:t>
+      </w:r>
+      <w:r>
+        <w:rPr>
+          <w:sz w:val="28"/>
+          <w:szCs w:val="28"/>
+        </w:rPr>
+        <w:t>ằ</w:t>
+      </w:r>
+      <w:r>
+        <w:rPr>
+          <w:sz w:val="28"/>
+          <w:szCs w:val="28"/>
+        </w:rPr>
+        <w:t xml:space="preserve">ng SAP Crystal Reports for Visual Studio trên Crystal Reports Designer: </w:t>
+      </w:r>
+      <w:r>
+        <w:rPr>
+          <w:rStyle w:val="italic1"/>
+          <w:sz w:val="28"/>
+          <w:szCs w:val="28"/>
+        </w:rPr>
+        <w:t>rptHoaDon.rpt</w:t>
+      </w:r>
+      <w:r>
+        <w:rPr>
+          <w:sz w:val="28"/>
+          <w:szCs w:val="28"/>
+        </w:rPr>
+        <w:t xml:space="preserve"> (hóa đơn thanh toán, l</w:t>
+      </w:r>
+      <w:r>
+        <w:rPr>
+          <w:sz w:val="28"/>
+          <w:szCs w:val="28"/>
+        </w:rPr>
+        <w:t>ấ</w:t>
+      </w:r>
+      <w:r>
+        <w:rPr>
+          <w:sz w:val="28"/>
+          <w:szCs w:val="28"/>
+        </w:rPr>
+        <w:t>y d</w:t>
+      </w:r>
+      <w:r>
+        <w:rPr>
+          <w:sz w:val="28"/>
+          <w:szCs w:val="28"/>
+        </w:rPr>
+        <w:t>ữ</w:t>
+      </w:r>
+      <w:r>
+        <w:rPr>
+          <w:sz w:val="28"/>
+          <w:szCs w:val="28"/>
+        </w:rPr>
+        <w:t xml:space="preserve"> li</w:t>
+      </w:r>
+      <w:r>
+        <w:rPr>
+          <w:sz w:val="28"/>
+          <w:szCs w:val="28"/>
+        </w:rPr>
+        <w:t>ệ</w:t>
+      </w:r>
+      <w:r>
+        <w:rPr>
+          <w:sz w:val="28"/>
+          <w:szCs w:val="28"/>
+        </w:rPr>
+        <w:t>u t</w:t>
+      </w:r>
+      <w:r>
+        <w:rPr>
+          <w:sz w:val="28"/>
+          <w:szCs w:val="28"/>
+        </w:rPr>
+        <w:t>ừ</w:t>
+      </w:r>
+      <w:r>
+        <w:rPr>
+          <w:sz w:val="28"/>
+          <w:szCs w:val="28"/>
+        </w:rPr>
+        <w:t xml:space="preserve"> các Stored Procedure sp_Hoadon_ChiTiet, sp_HoaDonChiTiet_DanhSachTheoDangky, sp_ChiPhiPhatSinh_DanhSachTheoDangky thông qua ADO.NET DataSet </w:t>
+      </w:r>
+      <w:r>
+        <w:rPr>
+          <w:rStyle w:val="italic1"/>
+          <w:sz w:val="28"/>
+          <w:szCs w:val="28"/>
+        </w:rPr>
+        <w:t>dsHoaDon</w:t>
+      </w:r>
+      <w:r>
+        <w:rPr>
+          <w:sz w:val="28"/>
+          <w:szCs w:val="28"/>
+        </w:rPr>
+        <w:t xml:space="preserve">) và </w:t>
+      </w:r>
+      <w:r>
+        <w:rPr>
+          <w:rStyle w:val="italic1"/>
+          <w:sz w:val="28"/>
+          <w:szCs w:val="28"/>
+        </w:rPr>
+        <w:t>rptDoanhThu.rpt</w:t>
+      </w:r>
+      <w:r>
+        <w:rPr>
+          <w:sz w:val="28"/>
+          <w:szCs w:val="28"/>
+        </w:rPr>
+        <w:t xml:space="preserve"> (báo cáo doanh thu, l</w:t>
+      </w:r>
+      <w:r>
+        <w:rPr>
+          <w:sz w:val="28"/>
+          <w:szCs w:val="28"/>
+        </w:rPr>
+        <w:t>ấ</w:t>
+      </w:r>
+      <w:r>
+        <w:rPr>
+          <w:sz w:val="28"/>
+          <w:szCs w:val="28"/>
+        </w:rPr>
+        <w:t>y d</w:t>
+      </w:r>
+      <w:r>
+        <w:rPr>
+          <w:sz w:val="28"/>
+          <w:szCs w:val="28"/>
+        </w:rPr>
+        <w:t>ữ</w:t>
+      </w:r>
+      <w:r>
+        <w:rPr>
+          <w:sz w:val="28"/>
+          <w:szCs w:val="28"/>
+        </w:rPr>
+        <w:t xml:space="preserve"> li</w:t>
+      </w:r>
+      <w:r>
+        <w:rPr>
+          <w:sz w:val="28"/>
+          <w:szCs w:val="28"/>
+        </w:rPr>
+        <w:t>ệ</w:t>
+      </w:r>
+      <w:r>
+        <w:rPr>
+          <w:sz w:val="28"/>
+          <w:szCs w:val="28"/>
+        </w:rPr>
+        <w:t>u t</w:t>
+      </w:r>
+      <w:r>
+        <w:rPr>
+          <w:sz w:val="28"/>
+          <w:szCs w:val="28"/>
+        </w:rPr>
+        <w:t>ừ</w:t>
+      </w:r>
+      <w:r>
+        <w:rPr>
+          <w:sz w:val="28"/>
+          <w:szCs w:val="28"/>
+        </w:rPr>
+        <w:t xml:space="preserve"> sp_BaoCao_TongHop, sp_BaoCao_DoanhThuDichVu, sp_BaoCao_DoanhThuPhong thông qua DataSet </w:t>
+      </w:r>
+      <w:r>
+        <w:rPr>
+          <w:rStyle w:val="italic1"/>
+          <w:sz w:val="28"/>
+          <w:szCs w:val="28"/>
+        </w:rPr>
+        <w:t>dsDoanhThu</w:t>
+      </w:r>
+      <w:r>
+        <w:rPr>
+          <w:sz w:val="28"/>
+          <w:szCs w:val="28"/>
+        </w:rPr>
+        <w:t>). C</w:t>
+      </w:r>
+      <w:r>
+        <w:rPr>
+          <w:sz w:val="28"/>
+          <w:szCs w:val="28"/>
+        </w:rPr>
+        <w:t>ả</w:t>
+      </w:r>
+      <w:r>
+        <w:rPr>
+          <w:sz w:val="28"/>
+          <w:szCs w:val="28"/>
+        </w:rPr>
+        <w:t xml:space="preserve"> hai report đư</w:t>
+      </w:r>
+      <w:r>
+        <w:rPr>
+          <w:sz w:val="28"/>
+          <w:szCs w:val="28"/>
+        </w:rPr>
+        <w:t>ợ</w:t>
+      </w:r>
+      <w:r>
+        <w:rPr>
+          <w:sz w:val="28"/>
+          <w:szCs w:val="28"/>
+        </w:rPr>
+        <w:t>c hi</w:t>
+      </w:r>
+      <w:r>
+        <w:rPr>
+          <w:sz w:val="28"/>
+          <w:szCs w:val="28"/>
+        </w:rPr>
+        <w:t>ể</w:t>
+      </w:r>
+      <w:r>
+        <w:rPr>
+          <w:sz w:val="28"/>
+          <w:szCs w:val="28"/>
+        </w:rPr>
+        <w:t>n th</w:t>
+      </w:r>
+      <w:r>
+        <w:rPr>
+          <w:sz w:val="28"/>
+          <w:szCs w:val="28"/>
+        </w:rPr>
+        <w:t>ị</w:t>
+      </w:r>
+      <w:r>
+        <w:rPr>
+          <w:sz w:val="28"/>
+          <w:szCs w:val="28"/>
+        </w:rPr>
+        <w:t xml:space="preserve"> ngay trong chương trình b</w:t>
+      </w:r>
+      <w:r>
+        <w:rPr>
+          <w:sz w:val="28"/>
+          <w:szCs w:val="28"/>
+        </w:rPr>
+        <w:t>ằ</w:t>
+      </w:r>
+      <w:r>
+        <w:rPr>
+          <w:sz w:val="28"/>
+          <w:szCs w:val="28"/>
+        </w:rPr>
+        <w:t xml:space="preserve">ng control </w:t>
+      </w:r>
+      <w:r>
+        <w:rPr>
+          <w:rStyle w:val="italic1"/>
+          <w:sz w:val="28"/>
+          <w:szCs w:val="28"/>
+        </w:rPr>
+        <w:t>CrystalReportViewer</w:t>
+      </w:r>
+      <w:r>
+        <w:rPr>
+          <w:sz w:val="28"/>
+          <w:szCs w:val="28"/>
+        </w:rPr>
+        <w:t xml:space="preserve"> khi ngư</w:t>
+      </w:r>
+      <w:r>
+        <w:rPr>
+          <w:sz w:val="28"/>
+          <w:szCs w:val="28"/>
+        </w:rPr>
+        <w:t>ờ</w:t>
+      </w:r>
+      <w:r>
+        <w:rPr>
+          <w:sz w:val="28"/>
+          <w:szCs w:val="28"/>
+        </w:rPr>
+        <w:t>i dùng tr</w:t>
+      </w:r>
+      <w:r>
+        <w:rPr>
+          <w:sz w:val="28"/>
+          <w:szCs w:val="28"/>
+        </w:rPr>
+        <w:t>ả</w:t>
+      </w:r>
+      <w:r>
+        <w:rPr>
+          <w:sz w:val="28"/>
+          <w:szCs w:val="28"/>
+        </w:rPr>
+        <w:t xml:space="preserve"> phòng/in l</w:t>
+      </w:r>
+      <w:r>
+        <w:rPr>
+          <w:sz w:val="28"/>
+          <w:szCs w:val="28"/>
+        </w:rPr>
+        <w:t>ạ</w:t>
+      </w:r>
+      <w:r>
+        <w:rPr>
+          <w:sz w:val="28"/>
+          <w:szCs w:val="28"/>
+        </w:rPr>
+        <w:t>i hóa đơn ho</w:t>
+      </w:r>
+      <w:r>
+        <w:rPr>
+          <w:sz w:val="28"/>
+          <w:szCs w:val="28"/>
+        </w:rPr>
+        <w:t>ặ</w:t>
+      </w:r>
+      <w:r>
+        <w:rPr>
+          <w:sz w:val="28"/>
+          <w:szCs w:val="28"/>
+        </w:rPr>
+        <w:t>c xem báo cáo doanh thu. Đ</w:t>
+      </w:r>
+      <w:r>
+        <w:rPr>
+          <w:sz w:val="28"/>
+          <w:szCs w:val="28"/>
+        </w:rPr>
+        <w:t>ể</w:t>
+      </w:r>
+      <w:r>
+        <w:rPr>
+          <w:sz w:val="28"/>
+          <w:szCs w:val="28"/>
+        </w:rPr>
+        <w:t xml:space="preserve"> chương trình v</w:t>
+      </w:r>
+      <w:r>
+        <w:rPr>
+          <w:sz w:val="28"/>
+          <w:szCs w:val="28"/>
+        </w:rPr>
+        <w:t>ẫ</w:t>
+      </w:r>
+      <w:r>
+        <w:rPr>
+          <w:sz w:val="28"/>
+          <w:szCs w:val="28"/>
+        </w:rPr>
+        <w:t>n ho</w:t>
+      </w:r>
+      <w:r>
+        <w:rPr>
+          <w:sz w:val="28"/>
+          <w:szCs w:val="28"/>
+        </w:rPr>
+        <w:t>ạ</w:t>
+      </w:r>
+      <w:r>
+        <w:rPr>
+          <w:sz w:val="28"/>
+          <w:szCs w:val="28"/>
+        </w:rPr>
+        <w:t>t đ</w:t>
+      </w:r>
+      <w:r>
+        <w:rPr>
+          <w:sz w:val="28"/>
+          <w:szCs w:val="28"/>
+        </w:rPr>
+        <w:t>ộ</w:t>
+      </w:r>
+      <w:r>
+        <w:rPr>
+          <w:sz w:val="28"/>
+          <w:szCs w:val="28"/>
+        </w:rPr>
+        <w:t>ng đư</w:t>
+      </w:r>
+      <w:r>
+        <w:rPr>
+          <w:sz w:val="28"/>
+          <w:szCs w:val="28"/>
+        </w:rPr>
+        <w:t>ợ</w:t>
+      </w:r>
+      <w:r>
+        <w:rPr>
+          <w:sz w:val="28"/>
+          <w:szCs w:val="28"/>
+        </w:rPr>
+        <w:t>c trên máy chưa cài Crystal Reports Runtime, nhóm b</w:t>
+      </w:r>
+      <w:r>
+        <w:rPr>
+          <w:sz w:val="28"/>
+          <w:szCs w:val="28"/>
+        </w:rPr>
+        <w:t>ổ</w:t>
+      </w:r>
+      <w:r>
+        <w:rPr>
+          <w:sz w:val="28"/>
+          <w:szCs w:val="28"/>
+        </w:rPr>
+        <w:t xml:space="preserve"> sung thêm m</w:t>
+      </w:r>
+      <w:r>
+        <w:rPr>
+          <w:sz w:val="28"/>
+          <w:szCs w:val="28"/>
+        </w:rPr>
+        <w:t>ộ</w:t>
+      </w:r>
+      <w:r>
+        <w:rPr>
+          <w:sz w:val="28"/>
+          <w:szCs w:val="28"/>
+        </w:rPr>
+        <w:t>t l</w:t>
+      </w:r>
+      <w:r>
+        <w:rPr>
+          <w:sz w:val="28"/>
+          <w:szCs w:val="28"/>
+        </w:rPr>
+        <w:t>ớ</w:t>
+      </w:r>
+      <w:r>
+        <w:rPr>
+          <w:sz w:val="28"/>
+          <w:szCs w:val="28"/>
+        </w:rPr>
+        <w:t>p b</w:t>
+      </w:r>
+      <w:r>
+        <w:rPr>
+          <w:sz w:val="28"/>
+          <w:szCs w:val="28"/>
+        </w:rPr>
+        <w:t>ả</w:t>
+      </w:r>
+      <w:r>
+        <w:rPr>
+          <w:sz w:val="28"/>
+          <w:szCs w:val="28"/>
+        </w:rPr>
+        <w:t>o v</w:t>
+      </w:r>
+      <w:r>
+        <w:rPr>
+          <w:sz w:val="28"/>
+          <w:szCs w:val="28"/>
+        </w:rPr>
+        <w:t>ệ</w:t>
+      </w:r>
+      <w:r>
+        <w:rPr>
+          <w:sz w:val="28"/>
+          <w:szCs w:val="28"/>
+        </w:rPr>
+        <w:t xml:space="preserve"> t</w:t>
       </w:r>
       <w:r>
         <w:rPr>
@@ -42153,21 +42473,91 @@
           <w:sz w:val="28"/>
           <w:szCs w:val="28"/>
         </w:rPr>
-        <w:t>c quan tích h</w:t>
-      </w:r>
-      <w:r>
-        <w:rPr>
-          <w:sz w:val="28"/>
-          <w:szCs w:val="28"/>
-        </w:rPr>
-        <w:t>ợ</w:t>
-      </w:r>
-      <w:r>
-        <w:rPr>
-          <w:sz w:val="28"/>
-          <w:szCs w:val="28"/>
-        </w:rPr>
-        <w:t>p trong Visual Studio (không th</w:t>
+        <w:t xml:space="preserve"> đ</w:t>
+      </w:r>
+      <w:r>
+        <w:rPr>
+          <w:sz w:val="28"/>
+          <w:szCs w:val="28"/>
+        </w:rPr>
+        <w:t>ộ</w:t>
+      </w:r>
+      <w:r>
+        <w:rPr>
+          <w:sz w:val="28"/>
+          <w:szCs w:val="28"/>
+        </w:rPr>
+        <w:t>ng: n</w:t>
+      </w:r>
+      <w:r>
+        <w:rPr>
+          <w:sz w:val="28"/>
+          <w:szCs w:val="28"/>
+        </w:rPr>
+        <w:t>ế</w:t>
+      </w:r>
+      <w:r>
+        <w:rPr>
+          <w:sz w:val="28"/>
+          <w:szCs w:val="28"/>
+        </w:rPr>
+        <w:t>u không tìm th</w:t>
+      </w:r>
+      <w:r>
+        <w:rPr>
+          <w:sz w:val="28"/>
+          <w:szCs w:val="28"/>
+        </w:rPr>
+        <w:t>ấ</w:t>
+      </w:r>
+      <w:r>
+        <w:rPr>
+          <w:sz w:val="28"/>
+          <w:szCs w:val="28"/>
+        </w:rPr>
+        <w:t>y report Crystal Report đã biên d</w:t>
+      </w:r>
+      <w:r>
+        <w:rPr>
+          <w:sz w:val="28"/>
+          <w:szCs w:val="28"/>
+        </w:rPr>
+        <w:t>ị</w:t>
+      </w:r>
+      <w:r>
+        <w:rPr>
+          <w:sz w:val="28"/>
+          <w:szCs w:val="28"/>
+        </w:rPr>
+        <w:t>ch, chương trình t</w:t>
+      </w:r>
+      <w:r>
+        <w:rPr>
+          <w:sz w:val="28"/>
+          <w:szCs w:val="28"/>
+        </w:rPr>
+        <w:t>ự</w:t>
+      </w:r>
+      <w:r>
+        <w:rPr>
+          <w:sz w:val="28"/>
+          <w:szCs w:val="28"/>
+        </w:rPr>
+        <w:t xml:space="preserve"> đ</w:t>
+      </w:r>
+      <w:r>
+        <w:rPr>
+          <w:sz w:val="28"/>
+          <w:szCs w:val="28"/>
+        </w:rPr>
+        <w:t>ộ</w:t>
+      </w:r>
+      <w:r>
+        <w:rPr>
+          <w:sz w:val="28"/>
+          <w:szCs w:val="28"/>
+        </w:rPr>
+        <w:t>ng chuy</w:t>
       </w:r>
       <w:r>
         <w:rPr>
@@ -42181,21 +42571,63 @@
           <w:sz w:val="28"/>
           <w:szCs w:val="28"/>
         </w:rPr>
-        <w:t xml:space="preserve"> t</w:t>
-      </w:r>
-      <w:r>
-        <w:rPr>
-          <w:sz w:val="28"/>
-          <w:szCs w:val="28"/>
-        </w:rPr>
-        <w:t>ạ</w:t>
-      </w:r>
-      <w:r>
-        <w:rPr>
-          <w:sz w:val="28"/>
-          <w:szCs w:val="28"/>
-        </w:rPr>
-        <w:t>o file .rpt ch</w:t>
+        <w:t>n sang in b</w:t>
+      </w:r>
+      <w:r>
+        <w:rPr>
+          <w:sz w:val="28"/>
+          <w:szCs w:val="28"/>
+        </w:rPr>
+        <w:t>ằ</w:t>
+      </w:r>
+      <w:r>
+        <w:rPr>
+          <w:sz w:val="28"/>
+          <w:szCs w:val="28"/>
+        </w:rPr>
+        <w:t>ng System.Drawing.Printing v</w:t>
+      </w:r>
+      <w:r>
+        <w:rPr>
+          <w:sz w:val="28"/>
+          <w:szCs w:val="28"/>
+        </w:rPr>
+        <w:t>ớ</w:t>
+      </w:r>
+      <w:r>
+        <w:rPr>
+          <w:sz w:val="28"/>
+          <w:szCs w:val="28"/>
+        </w:rPr>
+        <w:t>i cùng d</w:t>
+      </w:r>
+      <w:r>
+        <w:rPr>
+          <w:sz w:val="28"/>
+          <w:szCs w:val="28"/>
+        </w:rPr>
+        <w:t>ữ</w:t>
+      </w:r>
+      <w:r>
+        <w:rPr>
+          <w:sz w:val="28"/>
+          <w:szCs w:val="28"/>
+        </w:rPr>
+        <w:t xml:space="preserve"> li</w:t>
+      </w:r>
+      <w:r>
+        <w:rPr>
+          <w:sz w:val="28"/>
+          <w:szCs w:val="28"/>
+        </w:rPr>
+        <w:t>ệ</w:t>
+      </w:r>
+      <w:r>
+        <w:rPr>
+          <w:sz w:val="28"/>
+          <w:szCs w:val="28"/>
+        </w:rPr>
+        <w:t>u (ch</w:t>
       </w:r>
       <w:r>
         <w:rPr>
@@ -42209,35 +42641,35 @@
           <w:sz w:val="28"/>
           <w:szCs w:val="28"/>
         </w:rPr>
-        <w:t xml:space="preserve"> b</w:t>
-      </w:r>
-      <w:r>
-        <w:rPr>
-          <w:sz w:val="28"/>
-          <w:szCs w:val="28"/>
-        </w:rPr>
-        <w:t>ằ</w:t>
-      </w:r>
-      <w:r>
-        <w:rPr>
-          <w:sz w:val="28"/>
-          <w:szCs w:val="28"/>
-        </w:rPr>
-        <w:t>ng mã ngu</w:t>
-      </w:r>
-      <w:r>
-        <w:rPr>
-          <w:sz w:val="28"/>
-          <w:szCs w:val="28"/>
-        </w:rPr>
-        <w:t>ồ</w:t>
-      </w:r>
-      <w:r>
-        <w:rPr>
-          <w:sz w:val="28"/>
-          <w:szCs w:val="28"/>
-        </w:rPr>
-        <w:t>n), nhóm đã xây d</w:t>
+        <w:t xml:space="preserve"> khác ph</w:t>
+      </w:r>
+      <w:r>
+        <w:rPr>
+          <w:sz w:val="28"/>
+          <w:szCs w:val="28"/>
+        </w:rPr>
+        <w:t>ầ</w:t>
+      </w:r>
+      <w:r>
+        <w:rPr>
+          <w:sz w:val="28"/>
+          <w:szCs w:val="28"/>
+        </w:rPr>
+        <w:t>n trình bày) — đây là cơ ch</w:t>
+      </w:r>
+      <w:r>
+        <w:rPr>
+          <w:sz w:val="28"/>
+          <w:szCs w:val="28"/>
+        </w:rPr>
+        <w:t>ế</w:t>
+      </w:r>
+      <w:r>
+        <w:rPr>
+          <w:sz w:val="28"/>
+          <w:szCs w:val="28"/>
+        </w:rPr>
+        <w:t xml:space="preserve"> d</w:t>
       </w:r>
       <w:r>
         <w:rPr>
@@ -42251,315 +42683,21 @@
           <w:sz w:val="28"/>
           <w:szCs w:val="28"/>
         </w:rPr>
-        <w:t>ng s</w:t>
-      </w:r>
-      <w:r>
-        <w:rPr>
-          <w:sz w:val="28"/>
-          <w:szCs w:val="28"/>
-        </w:rPr>
-        <w:t>ẵ</w:t>
-      </w:r>
-      <w:r>
-        <w:rPr>
-          <w:sz w:val="28"/>
-          <w:szCs w:val="28"/>
-        </w:rPr>
-        <w:t>n toàn b</w:t>
-      </w:r>
-      <w:r>
-        <w:rPr>
-          <w:sz w:val="28"/>
-          <w:szCs w:val="28"/>
-        </w:rPr>
-        <w:t>ộ</w:t>
-      </w:r>
-      <w:r>
-        <w:rPr>
-          <w:sz w:val="28"/>
-          <w:szCs w:val="28"/>
-        </w:rPr>
-        <w:t xml:space="preserve"> t</w:t>
-      </w:r>
-      <w:r>
-        <w:rPr>
-          <w:sz w:val="28"/>
-          <w:szCs w:val="28"/>
-        </w:rPr>
-        <w:t>ầ</w:t>
-      </w:r>
-      <w:r>
-        <w:rPr>
-          <w:sz w:val="28"/>
-          <w:szCs w:val="28"/>
-        </w:rPr>
-        <w:t>ng d</w:t>
-      </w:r>
-      <w:r>
-        <w:rPr>
-          <w:sz w:val="28"/>
-          <w:szCs w:val="28"/>
-        </w:rPr>
-        <w:t>ữ</w:t>
-      </w:r>
-      <w:r>
-        <w:rPr>
-          <w:sz w:val="28"/>
-          <w:szCs w:val="28"/>
-        </w:rPr>
-        <w:t xml:space="preserve"> li</w:t>
-      </w:r>
-      <w:r>
-        <w:rPr>
-          <w:sz w:val="28"/>
-          <w:szCs w:val="28"/>
-        </w:rPr>
-        <w:t>ệ</w:t>
-      </w:r>
-      <w:r>
-        <w:rPr>
-          <w:sz w:val="28"/>
-          <w:szCs w:val="28"/>
-        </w:rPr>
-        <w:t>u ph</w:t>
-      </w:r>
-      <w:r>
-        <w:rPr>
-          <w:sz w:val="28"/>
-          <w:szCs w:val="28"/>
-        </w:rPr>
-        <w:t>ụ</w:t>
-      </w:r>
-      <w:r>
-        <w:rPr>
-          <w:sz w:val="28"/>
-          <w:szCs w:val="28"/>
-        </w:rPr>
-        <w:t>c v</w:t>
-      </w:r>
-      <w:r>
-        <w:rPr>
-          <w:sz w:val="28"/>
-          <w:szCs w:val="28"/>
-        </w:rPr>
-        <w:t>ụ</w:t>
-      </w:r>
-      <w:r>
-        <w:rPr>
-          <w:sz w:val="28"/>
-          <w:szCs w:val="28"/>
-        </w:rPr>
-        <w:t xml:space="preserve"> báo cáo (hóa đơn thanh toán, báo cáo doanh thu) và tri</w:t>
-      </w:r>
-      <w:r>
-        <w:rPr>
-          <w:sz w:val="28"/>
-          <w:szCs w:val="28"/>
-        </w:rPr>
-        <w:t>ể</w:t>
-      </w:r>
-      <w:r>
-        <w:rPr>
-          <w:sz w:val="28"/>
-          <w:szCs w:val="28"/>
-        </w:rPr>
-        <w:t>n khai b</w:t>
-      </w:r>
-      <w:r>
-        <w:rPr>
-          <w:sz w:val="28"/>
-          <w:szCs w:val="28"/>
-        </w:rPr>
-        <w:t>ả</w:t>
-      </w:r>
-      <w:r>
-        <w:rPr>
-          <w:sz w:val="28"/>
-          <w:szCs w:val="28"/>
-        </w:rPr>
-        <w:t>n in b</w:t>
-      </w:r>
-      <w:r>
-        <w:rPr>
-          <w:sz w:val="28"/>
-          <w:szCs w:val="28"/>
-        </w:rPr>
-        <w:t>ằ</w:t>
-      </w:r>
-      <w:r>
-        <w:rPr>
-          <w:sz w:val="28"/>
-          <w:szCs w:val="28"/>
-        </w:rPr>
-        <w:t>ng thư vi</w:t>
-      </w:r>
-      <w:r>
-        <w:rPr>
-          <w:sz w:val="28"/>
-          <w:szCs w:val="28"/>
-        </w:rPr>
-        <w:t>ệ</w:t>
-      </w:r>
-      <w:r>
-        <w:rPr>
-          <w:sz w:val="28"/>
-          <w:szCs w:val="28"/>
-        </w:rPr>
-        <w:t>n System.Drawing.Printing đ</w:t>
-      </w:r>
-      <w:r>
-        <w:rPr>
-          <w:sz w:val="28"/>
-          <w:szCs w:val="28"/>
-        </w:rPr>
-        <w:t>ể</w:t>
-      </w:r>
-      <w:r>
-        <w:rPr>
-          <w:sz w:val="28"/>
-          <w:szCs w:val="28"/>
-        </w:rPr>
-        <w:t xml:space="preserve"> đ</w:t>
-      </w:r>
-      <w:r>
-        <w:rPr>
-          <w:sz w:val="28"/>
-          <w:szCs w:val="28"/>
-        </w:rPr>
-        <w:t>ả</w:t>
-      </w:r>
-      <w:r>
-        <w:rPr>
-          <w:sz w:val="28"/>
-          <w:szCs w:val="28"/>
-        </w:rPr>
-        <w:t>m b</w:t>
-      </w:r>
-      <w:r>
-        <w:rPr>
-          <w:sz w:val="28"/>
-          <w:szCs w:val="28"/>
-        </w:rPr>
-        <w:t>ả</w:t>
-      </w:r>
-      <w:r>
-        <w:rPr>
-          <w:sz w:val="28"/>
-          <w:szCs w:val="28"/>
-        </w:rPr>
-        <w:t>o ch</w:t>
-      </w:r>
-      <w:r>
-        <w:rPr>
-          <w:sz w:val="28"/>
-          <w:szCs w:val="28"/>
-        </w:rPr>
-        <w:t>ứ</w:t>
-      </w:r>
-      <w:r>
-        <w:rPr>
-          <w:sz w:val="28"/>
-          <w:szCs w:val="28"/>
-        </w:rPr>
-        <w:t>c năng in ho</w:t>
-      </w:r>
-      <w:r>
-        <w:rPr>
-          <w:sz w:val="28"/>
-          <w:szCs w:val="28"/>
-        </w:rPr>
-        <w:t>ạ</w:t>
-      </w:r>
-      <w:r>
-        <w:rPr>
-          <w:sz w:val="28"/>
-          <w:szCs w:val="28"/>
-        </w:rPr>
-        <w:t>t đ</w:t>
-      </w:r>
-      <w:r>
-        <w:rPr>
-          <w:sz w:val="28"/>
-          <w:szCs w:val="28"/>
-        </w:rPr>
-        <w:t>ộ</w:t>
-      </w:r>
-      <w:r>
-        <w:rPr>
-          <w:sz w:val="28"/>
-          <w:szCs w:val="28"/>
-        </w:rPr>
-        <w:t>ng ngay c</w:t>
-      </w:r>
-      <w:r>
-        <w:rPr>
-          <w:sz w:val="28"/>
-          <w:szCs w:val="28"/>
-        </w:rPr>
-        <w:t>ả</w:t>
-      </w:r>
-      <w:r>
-        <w:rPr>
-          <w:sz w:val="28"/>
-          <w:szCs w:val="28"/>
-        </w:rPr>
-        <w:t xml:space="preserve"> khi máy tính không cài Crystal Report. Nhóm đã chu</w:t>
-      </w:r>
-      <w:r>
-        <w:rPr>
-          <w:sz w:val="28"/>
-          <w:szCs w:val="28"/>
-        </w:rPr>
-        <w:t>ẩ</w:t>
-      </w:r>
-      <w:r>
-        <w:rPr>
-          <w:sz w:val="28"/>
-          <w:szCs w:val="28"/>
-        </w:rPr>
-        <w:t>n b</w:t>
-      </w:r>
-      <w:r>
-        <w:rPr>
-          <w:sz w:val="28"/>
-          <w:szCs w:val="28"/>
-        </w:rPr>
-        <w:t>ị</w:t>
-      </w:r>
-      <w:r>
-        <w:rPr>
-          <w:sz w:val="28"/>
-          <w:szCs w:val="28"/>
-        </w:rPr>
-        <w:t xml:space="preserve"> hư</w:t>
-      </w:r>
-      <w:r>
-        <w:rPr>
-          <w:sz w:val="28"/>
-          <w:szCs w:val="28"/>
-        </w:rPr>
-        <w:t>ớ</w:t>
-      </w:r>
-      <w:r>
-        <w:rPr>
-          <w:sz w:val="28"/>
-          <w:szCs w:val="28"/>
-        </w:rPr>
-        <w:t>ng d</w:t>
-      </w:r>
-      <w:r>
-        <w:rPr>
-          <w:sz w:val="28"/>
-          <w:szCs w:val="28"/>
-        </w:rPr>
-        <w:t>ẫ</w:t>
-      </w:r>
-      <w:r>
-        <w:rPr>
-          <w:sz w:val="28"/>
-          <w:szCs w:val="28"/>
-        </w:rPr>
-        <w:t>n chi ti</w:t>
+        <w:t xml:space="preserve"> phòng b</w:t>
+      </w:r>
+      <w:r>
+        <w:rPr>
+          <w:sz w:val="28"/>
+          <w:szCs w:val="28"/>
+        </w:rPr>
+        <w:t>ổ</w:t>
+      </w:r>
+      <w:r>
+        <w:rPr>
+          <w:sz w:val="28"/>
+          <w:szCs w:val="28"/>
+        </w:rPr>
+        <w:t xml:space="preserve"> sung, không thay th</w:t>
       </w:r>
       <w:r>
         <w:rPr>
@@ -42573,161 +42711,7 @@
           <w:sz w:val="28"/>
           <w:szCs w:val="28"/>
         </w:rPr>
-        <w:t>t t</w:t>
-      </w:r>
-      <w:r>
-        <w:rPr>
-          <w:sz w:val="28"/>
-          <w:szCs w:val="28"/>
-        </w:rPr>
-        <w:t>ừ</w:t>
-      </w:r>
-      <w:r>
-        <w:rPr>
-          <w:sz w:val="28"/>
-          <w:szCs w:val="28"/>
-        </w:rPr>
-        <w:t>ng bư</w:t>
-      </w:r>
-      <w:r>
-        <w:rPr>
-          <w:sz w:val="28"/>
-          <w:szCs w:val="28"/>
-        </w:rPr>
-        <w:t>ớ</w:t>
-      </w:r>
-      <w:r>
-        <w:rPr>
-          <w:sz w:val="28"/>
-          <w:szCs w:val="28"/>
-        </w:rPr>
-        <w:t>c đ</w:t>
-      </w:r>
-      <w:r>
-        <w:rPr>
-          <w:sz w:val="28"/>
-          <w:szCs w:val="28"/>
-        </w:rPr>
-        <w:t>ể</w:t>
-      </w:r>
-      <w:r>
-        <w:rPr>
-          <w:sz w:val="28"/>
-          <w:szCs w:val="28"/>
-        </w:rPr>
-        <w:t xml:space="preserve"> thay th</w:t>
-      </w:r>
-      <w:r>
-        <w:rPr>
-          <w:sz w:val="28"/>
-          <w:szCs w:val="28"/>
-        </w:rPr>
-        <w:t>ế</w:t>
-      </w:r>
-      <w:r>
-        <w:rPr>
-          <w:sz w:val="28"/>
-          <w:szCs w:val="28"/>
-        </w:rPr>
-        <w:t xml:space="preserve"> b</w:t>
-      </w:r>
-      <w:r>
-        <w:rPr>
-          <w:sz w:val="28"/>
-          <w:szCs w:val="28"/>
-        </w:rPr>
-        <w:t>ằ</w:t>
-      </w:r>
-      <w:r>
-        <w:rPr>
-          <w:sz w:val="28"/>
-          <w:szCs w:val="28"/>
-        </w:rPr>
-        <w:t>ng Crystal Report th</w:t>
-      </w:r>
-      <w:r>
-        <w:rPr>
-          <w:sz w:val="28"/>
-          <w:szCs w:val="28"/>
-        </w:rPr>
-        <w:t>ậ</w:t>
-      </w:r>
-      <w:r>
-        <w:rPr>
-          <w:sz w:val="28"/>
-          <w:szCs w:val="28"/>
-        </w:rPr>
-        <w:t>t khi có đi</w:t>
-      </w:r>
-      <w:r>
-        <w:rPr>
-          <w:sz w:val="28"/>
-          <w:szCs w:val="28"/>
-        </w:rPr>
-        <w:t>ề</w:t>
-      </w:r>
-      <w:r>
-        <w:rPr>
-          <w:sz w:val="28"/>
-          <w:szCs w:val="28"/>
-        </w:rPr>
-        <w:t>u ki</w:t>
-      </w:r>
-      <w:r>
-        <w:rPr>
-          <w:sz w:val="28"/>
-          <w:szCs w:val="28"/>
-        </w:rPr>
-        <w:t>ệ</w:t>
-      </w:r>
-      <w:r>
-        <w:rPr>
-          <w:sz w:val="28"/>
-          <w:szCs w:val="28"/>
-        </w:rPr>
-        <w:t>n tri</w:t>
-      </w:r>
-      <w:r>
-        <w:rPr>
-          <w:sz w:val="28"/>
-          <w:szCs w:val="28"/>
-        </w:rPr>
-        <w:t>ể</w:t>
-      </w:r>
-      <w:r>
-        <w:rPr>
-          <w:sz w:val="28"/>
-          <w:szCs w:val="28"/>
-        </w:rPr>
-        <w:t>n khai trên máy đã cài đ</w:t>
-      </w:r>
-      <w:r>
-        <w:rPr>
-          <w:sz w:val="28"/>
-          <w:szCs w:val="28"/>
-        </w:rPr>
-        <w:t>ặ</w:t>
-      </w:r>
-      <w:r>
-        <w:rPr>
-          <w:sz w:val="28"/>
-          <w:szCs w:val="28"/>
-        </w:rPr>
-        <w:t>t công c</w:t>
-      </w:r>
-      <w:r>
-        <w:rPr>
-          <w:sz w:val="28"/>
-          <w:szCs w:val="28"/>
-        </w:rPr>
-        <w:t>ụ</w:t>
-      </w:r>
-      <w:r>
-        <w:rPr>
-          <w:sz w:val="28"/>
-          <w:szCs w:val="28"/>
-        </w:rPr>
-        <w:t xml:space="preserve"> này.</w:t>
+        <w:t xml:space="preserve"> cho Crystal Report.</w:t>
       </w:r>
     </w:p>
     <w:p>
@@ -45510,7 +45494,343 @@
           <w:sz w:val="28"/>
           <w:szCs w:val="28"/>
         </w:rPr>
-        <w:t>Do gi</w:t>
+        <w:t>H</w:t>
+      </w:r>
+      <w:r>
+        <w:rPr>
+          <w:sz w:val="28"/>
+          <w:szCs w:val="28"/>
+        </w:rPr>
+        <w:t>ệ</w:t>
+      </w:r>
+      <w:r>
+        <w:rPr>
+          <w:sz w:val="28"/>
+          <w:szCs w:val="28"/>
+        </w:rPr>
+        <w:t xml:space="preserve"> th</w:t>
+      </w:r>
+      <w:r>
+        <w:rPr>
+          <w:sz w:val="28"/>
+          <w:szCs w:val="28"/>
+        </w:rPr>
+        <w:t>ố</w:t>
+      </w:r>
+      <w:r>
+        <w:rPr>
+          <w:sz w:val="28"/>
+          <w:szCs w:val="28"/>
+        </w:rPr>
+        <w:t>ng hi</w:t>
+      </w:r>
+      <w:r>
+        <w:rPr>
+          <w:sz w:val="28"/>
+          <w:szCs w:val="28"/>
+        </w:rPr>
+        <w:t>ệ</w:t>
+      </w:r>
+      <w:r>
+        <w:rPr>
+          <w:sz w:val="28"/>
+          <w:szCs w:val="28"/>
+        </w:rPr>
+        <w:t>n chưa x</w:t>
+      </w:r>
+      <w:r>
+        <w:rPr>
+          <w:sz w:val="28"/>
+          <w:szCs w:val="28"/>
+        </w:rPr>
+        <w:t>ử</w:t>
+      </w:r>
+      <w:r>
+        <w:rPr>
+          <w:sz w:val="28"/>
+          <w:szCs w:val="28"/>
+        </w:rPr>
+        <w:t xml:space="preserve"> lý tri</w:t>
+      </w:r>
+      <w:r>
+        <w:rPr>
+          <w:sz w:val="28"/>
+          <w:szCs w:val="28"/>
+        </w:rPr>
+        <w:t>ệ</w:t>
+      </w:r>
+      <w:r>
+        <w:rPr>
+          <w:sz w:val="28"/>
+          <w:szCs w:val="28"/>
+        </w:rPr>
+        <w:t>t đ</w:t>
+      </w:r>
+      <w:r>
+        <w:rPr>
+          <w:sz w:val="28"/>
+          <w:szCs w:val="28"/>
+        </w:rPr>
+        <w:t>ể</w:t>
+      </w:r>
+      <w:r>
+        <w:rPr>
+          <w:sz w:val="28"/>
+          <w:szCs w:val="28"/>
+        </w:rPr>
+        <w:t xml:space="preserve"> tình hu</w:t>
+      </w:r>
+      <w:r>
+        <w:rPr>
+          <w:sz w:val="28"/>
+          <w:szCs w:val="28"/>
+        </w:rPr>
+        <w:t>ố</w:t>
+      </w:r>
+      <w:r>
+        <w:rPr>
+          <w:sz w:val="28"/>
+          <w:szCs w:val="28"/>
+        </w:rPr>
+        <w:t>ng hai l</w:t>
+      </w:r>
+      <w:r>
+        <w:rPr>
+          <w:sz w:val="28"/>
+          <w:szCs w:val="28"/>
+        </w:rPr>
+        <w:t>ễ</w:t>
+      </w:r>
+      <w:r>
+        <w:rPr>
+          <w:sz w:val="28"/>
+          <w:szCs w:val="28"/>
+        </w:rPr>
+        <w:t xml:space="preserve"> tân cùng thao tác đ</w:t>
+      </w:r>
+      <w:r>
+        <w:rPr>
+          <w:sz w:val="28"/>
+          <w:szCs w:val="28"/>
+        </w:rPr>
+        <w:t>ặ</w:t>
+      </w:r>
+      <w:r>
+        <w:rPr>
+          <w:sz w:val="28"/>
+          <w:szCs w:val="28"/>
+        </w:rPr>
+        <w:t>t phòng cho đúng 1 phòng, đúng 1 kho</w:t>
+      </w:r>
+      <w:r>
+        <w:rPr>
+          <w:sz w:val="28"/>
+          <w:szCs w:val="28"/>
+        </w:rPr>
+        <w:t>ả</w:t>
+      </w:r>
+      <w:r>
+        <w:rPr>
+          <w:sz w:val="28"/>
+          <w:szCs w:val="28"/>
+        </w:rPr>
+        <w:t>ng ngày, t</w:t>
+      </w:r>
+      <w:r>
+        <w:rPr>
+          <w:sz w:val="28"/>
+          <w:szCs w:val="28"/>
+        </w:rPr>
+        <w:t>ạ</w:t>
+      </w:r>
+      <w:r>
+        <w:rPr>
+          <w:sz w:val="28"/>
+          <w:szCs w:val="28"/>
+        </w:rPr>
+        <w:t>i cùng m</w:t>
+      </w:r>
+      <w:r>
+        <w:rPr>
+          <w:sz w:val="28"/>
+          <w:szCs w:val="28"/>
+        </w:rPr>
+        <w:t>ộ</w:t>
+      </w:r>
+      <w:r>
+        <w:rPr>
+          <w:sz w:val="28"/>
+          <w:szCs w:val="28"/>
+        </w:rPr>
+        <w:t>t th</w:t>
+      </w:r>
+      <w:r>
+        <w:rPr>
+          <w:sz w:val="28"/>
+          <w:szCs w:val="28"/>
+        </w:rPr>
+        <w:t>ờ</w:t>
+      </w:r>
+      <w:r>
+        <w:rPr>
+          <w:sz w:val="28"/>
+          <w:szCs w:val="28"/>
+        </w:rPr>
+        <w:t>i đi</w:t>
+      </w:r>
+      <w:r>
+        <w:rPr>
+          <w:sz w:val="28"/>
+          <w:szCs w:val="28"/>
+        </w:rPr>
+        <w:t>ể</w:t>
+      </w:r>
+      <w:r>
+        <w:rPr>
+          <w:sz w:val="28"/>
+          <w:szCs w:val="28"/>
+        </w:rPr>
+        <w:t>m tuy</w:t>
+      </w:r>
+      <w:r>
+        <w:rPr>
+          <w:sz w:val="28"/>
+          <w:szCs w:val="28"/>
+        </w:rPr>
+        <w:t>ệ</w:t>
+      </w:r>
+      <w:r>
+        <w:rPr>
+          <w:sz w:val="28"/>
+          <w:szCs w:val="28"/>
+        </w:rPr>
+        <w:t>t đ</w:t>
+      </w:r>
+      <w:r>
+        <w:rPr>
+          <w:sz w:val="28"/>
+          <w:szCs w:val="28"/>
+        </w:rPr>
+        <w:t>ố</w:t>
+      </w:r>
+      <w:r>
+        <w:rPr>
+          <w:sz w:val="28"/>
+          <w:szCs w:val="28"/>
+        </w:rPr>
+        <w:t>i (race condition r</w:t>
+      </w:r>
+      <w:r>
+        <w:rPr>
+          <w:sz w:val="28"/>
+          <w:szCs w:val="28"/>
+        </w:rPr>
+        <w:t>ấ</w:t>
+      </w:r>
+      <w:r>
+        <w:rPr>
+          <w:sz w:val="28"/>
+          <w:szCs w:val="28"/>
+        </w:rPr>
+        <w:t>t hi</w:t>
+      </w:r>
+      <w:r>
+        <w:rPr>
+          <w:sz w:val="28"/>
+          <w:szCs w:val="28"/>
+        </w:rPr>
+        <w:t>ế</w:t>
+      </w:r>
+      <w:r>
+        <w:rPr>
+          <w:sz w:val="28"/>
+          <w:szCs w:val="28"/>
+        </w:rPr>
+        <w:t>m g</w:t>
+      </w:r>
+      <w:r>
+        <w:rPr>
+          <w:sz w:val="28"/>
+          <w:szCs w:val="28"/>
+        </w:rPr>
+        <w:t>ặ</w:t>
+      </w:r>
+      <w:r>
+        <w:rPr>
+          <w:sz w:val="28"/>
+          <w:szCs w:val="28"/>
+        </w:rPr>
+        <w:t xml:space="preserve">p </w:t>
+      </w:r>
+      <w:r>
+        <w:rPr>
+          <w:sz w:val="28"/>
+          <w:szCs w:val="28"/>
+        </w:rPr>
+        <w:t>ở</w:t>
+      </w:r>
+      <w:r>
+        <w:rPr>
+          <w:sz w:val="28"/>
+          <w:szCs w:val="28"/>
+        </w:rPr>
+        <w:t xml:space="preserve"> m</w:t>
+      </w:r>
+      <w:r>
+        <w:rPr>
+          <w:sz w:val="28"/>
+          <w:szCs w:val="28"/>
+        </w:rPr>
+        <w:t>ứ</w:t>
+      </w:r>
+      <w:r>
+        <w:rPr>
+          <w:sz w:val="28"/>
+          <w:szCs w:val="28"/>
+        </w:rPr>
+        <w:t>c isolation level m</w:t>
+      </w:r>
+      <w:r>
+        <w:rPr>
+          <w:sz w:val="28"/>
+          <w:szCs w:val="28"/>
+        </w:rPr>
+        <w:t>ặ</w:t>
+      </w:r>
+      <w:r>
+        <w:rPr>
+          <w:sz w:val="28"/>
+          <w:szCs w:val="28"/>
+        </w:rPr>
+        <w:t>c đ</w:t>
+      </w:r>
+      <w:r>
+        <w:rPr>
+          <w:sz w:val="28"/>
+          <w:szCs w:val="28"/>
+        </w:rPr>
+        <w:t>ị</w:t>
+      </w:r>
+      <w:r>
+        <w:rPr>
+          <w:sz w:val="28"/>
+          <w:szCs w:val="28"/>
+        </w:rPr>
+        <w:t>nh c</w:t>
+      </w:r>
+      <w:r>
+        <w:rPr>
+          <w:sz w:val="28"/>
+          <w:szCs w:val="28"/>
+        </w:rPr>
+        <w:t>ủ</w:t>
+      </w:r>
+      <w:r>
+        <w:rPr>
+          <w:sz w:val="28"/>
+          <w:szCs w:val="28"/>
+        </w:rPr>
+        <w:t>a SQL Server); v</w:t>
       </w:r>
       <w:r>
         <w:rPr>
@@ -45524,7 +45844,21 @@
           <w:sz w:val="28"/>
           <w:szCs w:val="28"/>
         </w:rPr>
-        <w:t>i h</w:t>
+        <w:t>i quy mô m</w:t>
+      </w:r>
+      <w:r>
+        <w:rPr>
+          <w:sz w:val="28"/>
+          <w:szCs w:val="28"/>
+        </w:rPr>
+        <w:t>ộ</w:t>
+      </w:r>
+      <w:r>
+        <w:rPr>
+          <w:sz w:val="28"/>
+          <w:szCs w:val="28"/>
+        </w:rPr>
+        <w:t>t khách s</w:t>
       </w:r>
       <w:r>
         <w:rPr>
@@ -45538,7 +45872,217 @@
           <w:sz w:val="28"/>
           <w:szCs w:val="28"/>
         </w:rPr>
-        <w:t>n v</w:t>
+        <w:t>n nh</w:t>
+      </w:r>
+      <w:r>
+        <w:rPr>
+          <w:sz w:val="28"/>
+          <w:szCs w:val="28"/>
+        </w:rPr>
+        <w:t>ỏ</w:t>
+      </w:r>
+      <w:r>
+        <w:rPr>
+          <w:sz w:val="28"/>
+          <w:szCs w:val="28"/>
+        </w:rPr>
+        <w:t xml:space="preserve"> dùng 1-2 máy l</w:t>
+      </w:r>
+      <w:r>
+        <w:rPr>
+          <w:sz w:val="28"/>
+          <w:szCs w:val="28"/>
+        </w:rPr>
+        <w:t>ễ</w:t>
+      </w:r>
+      <w:r>
+        <w:rPr>
+          <w:sz w:val="28"/>
+          <w:szCs w:val="28"/>
+        </w:rPr>
+        <w:t xml:space="preserve"> tân, xác su</w:t>
+      </w:r>
+      <w:r>
+        <w:rPr>
+          <w:sz w:val="28"/>
+          <w:szCs w:val="28"/>
+        </w:rPr>
+        <w:t>ấ</w:t>
+      </w:r>
+      <w:r>
+        <w:rPr>
+          <w:sz w:val="28"/>
+          <w:szCs w:val="28"/>
+        </w:rPr>
+        <w:t>t này r</w:t>
+      </w:r>
+      <w:r>
+        <w:rPr>
+          <w:sz w:val="28"/>
+          <w:szCs w:val="28"/>
+        </w:rPr>
+        <w:t>ấ</w:t>
+      </w:r>
+      <w:r>
+        <w:rPr>
+          <w:sz w:val="28"/>
+          <w:szCs w:val="28"/>
+        </w:rPr>
+        <w:t>t th</w:t>
+      </w:r>
+      <w:r>
+        <w:rPr>
+          <w:sz w:val="28"/>
+          <w:szCs w:val="28"/>
+        </w:rPr>
+        <w:t>ấ</w:t>
+      </w:r>
+      <w:r>
+        <w:rPr>
+          <w:sz w:val="28"/>
+          <w:szCs w:val="28"/>
+        </w:rPr>
+        <w:t>p, nhưng nhóm ghi nh</w:t>
+      </w:r>
+      <w:r>
+        <w:rPr>
+          <w:sz w:val="28"/>
+          <w:szCs w:val="28"/>
+        </w:rPr>
+        <w:t>ậ</w:t>
+      </w:r>
+      <w:r>
+        <w:rPr>
+          <w:sz w:val="28"/>
+          <w:szCs w:val="28"/>
+        </w:rPr>
+        <w:t>n đây là đi</w:t>
+      </w:r>
+      <w:r>
+        <w:rPr>
+          <w:sz w:val="28"/>
+          <w:szCs w:val="28"/>
+        </w:rPr>
+        <w:t>ể</w:t>
+      </w:r>
+      <w:r>
+        <w:rPr>
+          <w:sz w:val="28"/>
+          <w:szCs w:val="28"/>
+        </w:rPr>
+        <w:t>m có th</w:t>
+      </w:r>
+      <w:r>
+        <w:rPr>
+          <w:sz w:val="28"/>
+          <w:szCs w:val="28"/>
+        </w:rPr>
+        <w:t>ể</w:t>
+      </w:r>
+      <w:r>
+        <w:rPr>
+          <w:sz w:val="28"/>
+          <w:szCs w:val="28"/>
+        </w:rPr>
+        <w:t xml:space="preserve"> c</w:t>
+      </w:r>
+      <w:r>
+        <w:rPr>
+          <w:sz w:val="28"/>
+          <w:szCs w:val="28"/>
+        </w:rPr>
+        <w:t>ả</w:t>
+      </w:r>
+      <w:r>
+        <w:rPr>
+          <w:sz w:val="28"/>
+          <w:szCs w:val="28"/>
+        </w:rPr>
+        <w:t>i thi</w:t>
+      </w:r>
+      <w:r>
+        <w:rPr>
+          <w:sz w:val="28"/>
+          <w:szCs w:val="28"/>
+        </w:rPr>
+        <w:t>ệ</w:t>
+      </w:r>
+      <w:r>
+        <w:rPr>
+          <w:sz w:val="28"/>
+          <w:szCs w:val="28"/>
+        </w:rPr>
+        <w:t>n b</w:t>
+      </w:r>
+      <w:r>
+        <w:rPr>
+          <w:sz w:val="28"/>
+          <w:szCs w:val="28"/>
+        </w:rPr>
+        <w:t>ằ</w:t>
+      </w:r>
+      <w:r>
+        <w:rPr>
+          <w:sz w:val="28"/>
+          <w:szCs w:val="28"/>
+        </w:rPr>
+        <w:t>ng transaction tư</w:t>
+      </w:r>
+      <w:r>
+        <w:rPr>
+          <w:sz w:val="28"/>
+          <w:szCs w:val="28"/>
+        </w:rPr>
+        <w:t>ờ</w:t>
+      </w:r>
+      <w:r>
+        <w:rPr>
+          <w:sz w:val="28"/>
+          <w:szCs w:val="28"/>
+        </w:rPr>
+        <w:t>ng minh kèm khóa d</w:t>
+      </w:r>
+      <w:r>
+        <w:rPr>
+          <w:sz w:val="28"/>
+          <w:szCs w:val="28"/>
+        </w:rPr>
+        <w:t>ữ</w:t>
+      </w:r>
+      <w:r>
+        <w:rPr>
+          <w:sz w:val="28"/>
+          <w:szCs w:val="28"/>
+        </w:rPr>
+        <w:t xml:space="preserve"> li</w:t>
+      </w:r>
+      <w:r>
+        <w:rPr>
+          <w:sz w:val="28"/>
+          <w:szCs w:val="28"/>
+        </w:rPr>
+        <w:t>ệ</w:t>
+      </w:r>
+      <w:r>
+        <w:rPr>
+          <w:sz w:val="28"/>
+          <w:szCs w:val="28"/>
+        </w:rPr>
+        <w:t>u (UPDLOCK/HOLDLOCK). Ngoài ra, ph</w:t>
+      </w:r>
+      <w:r>
+        <w:rPr>
+          <w:sz w:val="28"/>
+          <w:szCs w:val="28"/>
+        </w:rPr>
+        <w:t>ạ</w:t>
+      </w:r>
+      <w:r>
+        <w:rPr>
+          <w:sz w:val="28"/>
+          <w:szCs w:val="28"/>
+        </w:rPr>
+        <w:t>m vi đ</w:t>
       </w:r>
       <w:r>
         <w:rPr>
@@ -45552,21 +46096,217 @@
           <w:sz w:val="28"/>
           <w:szCs w:val="28"/>
         </w:rPr>
-        <w:t xml:space="preserve"> th</w:t>
-      </w:r>
-      <w:r>
-        <w:rPr>
-          <w:sz w:val="28"/>
-          <w:szCs w:val="28"/>
-        </w:rPr>
-        <w:t>ờ</w:t>
-      </w:r>
-      <w:r>
-        <w:rPr>
-          <w:sz w:val="28"/>
-          <w:szCs w:val="28"/>
-        </w:rPr>
-        <w:t>i gian và đi</w:t>
+        <w:t xml:space="preserve"> tài ch</w:t>
+      </w:r>
+      <w:r>
+        <w:rPr>
+          <w:sz w:val="28"/>
+          <w:szCs w:val="28"/>
+        </w:rPr>
+        <w:t>ỉ</w:t>
+      </w:r>
+      <w:r>
+        <w:rPr>
+          <w:sz w:val="28"/>
+          <w:szCs w:val="28"/>
+        </w:rPr>
+        <w:t xml:space="preserve"> d</w:t>
+      </w:r>
+      <w:r>
+        <w:rPr>
+          <w:sz w:val="28"/>
+          <w:szCs w:val="28"/>
+        </w:rPr>
+        <w:t>ừ</w:t>
+      </w:r>
+      <w:r>
+        <w:rPr>
+          <w:sz w:val="28"/>
+          <w:szCs w:val="28"/>
+        </w:rPr>
+        <w:t xml:space="preserve">ng </w:t>
+      </w:r>
+      <w:r>
+        <w:rPr>
+          <w:sz w:val="28"/>
+          <w:szCs w:val="28"/>
+        </w:rPr>
+        <w:t>ở</w:t>
+      </w:r>
+      <w:r>
+        <w:rPr>
+          <w:sz w:val="28"/>
+          <w:szCs w:val="28"/>
+        </w:rPr>
+        <w:t xml:space="preserve"> nghi</w:t>
+      </w:r>
+      <w:r>
+        <w:rPr>
+          <w:sz w:val="28"/>
+          <w:szCs w:val="28"/>
+        </w:rPr>
+        <w:t>ệ</w:t>
+      </w:r>
+      <w:r>
+        <w:rPr>
+          <w:sz w:val="28"/>
+          <w:szCs w:val="28"/>
+        </w:rPr>
+        <w:t>p v</w:t>
+      </w:r>
+      <w:r>
+        <w:rPr>
+          <w:sz w:val="28"/>
+          <w:szCs w:val="28"/>
+        </w:rPr>
+        <w:t>ụ</w:t>
+      </w:r>
+      <w:r>
+        <w:rPr>
+          <w:sz w:val="28"/>
+          <w:szCs w:val="28"/>
+        </w:rPr>
+        <w:t xml:space="preserve"> m</w:t>
+      </w:r>
+      <w:r>
+        <w:rPr>
+          <w:sz w:val="28"/>
+          <w:szCs w:val="28"/>
+        </w:rPr>
+        <w:t>ộ</w:t>
+      </w:r>
+      <w:r>
+        <w:rPr>
+          <w:sz w:val="28"/>
+          <w:szCs w:val="28"/>
+        </w:rPr>
+        <w:t>t khách s</w:t>
+      </w:r>
+      <w:r>
+        <w:rPr>
+          <w:sz w:val="28"/>
+          <w:szCs w:val="28"/>
+        </w:rPr>
+        <w:t>ạ</w:t>
+      </w:r>
+      <w:r>
+        <w:rPr>
+          <w:sz w:val="28"/>
+          <w:szCs w:val="28"/>
+        </w:rPr>
+        <w:t>n đơn l</w:t>
+      </w:r>
+      <w:r>
+        <w:rPr>
+          <w:sz w:val="28"/>
+          <w:szCs w:val="28"/>
+        </w:rPr>
+        <w:t>ẻ</w:t>
+      </w:r>
+      <w:r>
+        <w:rPr>
+          <w:sz w:val="28"/>
+          <w:szCs w:val="28"/>
+        </w:rPr>
+        <w:t>, chưa h</w:t>
+      </w:r>
+      <w:r>
+        <w:rPr>
+          <w:sz w:val="28"/>
+          <w:szCs w:val="28"/>
+        </w:rPr>
+        <w:t>ỗ</w:t>
+      </w:r>
+      <w:r>
+        <w:rPr>
+          <w:sz w:val="28"/>
+          <w:szCs w:val="28"/>
+        </w:rPr>
+        <w:t xml:space="preserve"> tr</w:t>
+      </w:r>
+      <w:r>
+        <w:rPr>
+          <w:sz w:val="28"/>
+          <w:szCs w:val="28"/>
+        </w:rPr>
+        <w:t>ợ</w:t>
+      </w:r>
+      <w:r>
+        <w:rPr>
+          <w:sz w:val="28"/>
+          <w:szCs w:val="28"/>
+        </w:rPr>
+        <w:t xml:space="preserve"> đ</w:t>
+      </w:r>
+      <w:r>
+        <w:rPr>
+          <w:sz w:val="28"/>
+          <w:szCs w:val="28"/>
+        </w:rPr>
+        <w:t>ặ</w:t>
+      </w:r>
+      <w:r>
+        <w:rPr>
+          <w:sz w:val="28"/>
+          <w:szCs w:val="28"/>
+        </w:rPr>
+        <w:t>t phòng qua kênh tr</w:t>
+      </w:r>
+      <w:r>
+        <w:rPr>
+          <w:sz w:val="28"/>
+          <w:szCs w:val="28"/>
+        </w:rPr>
+        <w:t>ự</w:t>
+      </w:r>
+      <w:r>
+        <w:rPr>
+          <w:sz w:val="28"/>
+          <w:szCs w:val="28"/>
+        </w:rPr>
+        <w:t>c tuy</w:t>
+      </w:r>
+      <w:r>
+        <w:rPr>
+          <w:sz w:val="28"/>
+          <w:szCs w:val="28"/>
+        </w:rPr>
+        <w:t>ế</w:t>
+      </w:r>
+      <w:r>
+        <w:rPr>
+          <w:sz w:val="28"/>
+          <w:szCs w:val="28"/>
+        </w:rPr>
+        <w:t>n hay qu</w:t>
+      </w:r>
+      <w:r>
+        <w:rPr>
+          <w:sz w:val="28"/>
+          <w:szCs w:val="28"/>
+        </w:rPr>
+        <w:t>ả</w:t>
+      </w:r>
+      <w:r>
+        <w:rPr>
+          <w:sz w:val="28"/>
+          <w:szCs w:val="28"/>
+        </w:rPr>
+        <w:t>n lý chu</w:t>
+      </w:r>
+      <w:r>
+        <w:rPr>
+          <w:sz w:val="28"/>
+          <w:szCs w:val="28"/>
+        </w:rPr>
+        <w:t>ỗ</w:t>
+      </w:r>
+      <w:r>
+        <w:rPr>
+          <w:sz w:val="28"/>
+          <w:szCs w:val="28"/>
+        </w:rPr>
+        <w:t>i nhi</w:t>
       </w:r>
       <w:r>
         <w:rPr>
@@ -45580,245 +46320,35 @@
           <w:sz w:val="28"/>
           <w:szCs w:val="28"/>
         </w:rPr>
-        <w:t>u ki</w:t>
-      </w:r>
-      <w:r>
-        <w:rPr>
-          <w:sz w:val="28"/>
-          <w:szCs w:val="28"/>
-        </w:rPr>
-        <w:t>ệ</w:t>
-      </w:r>
-      <w:r>
-        <w:rPr>
-          <w:sz w:val="28"/>
-          <w:szCs w:val="28"/>
-        </w:rPr>
-        <w:t>n tri</w:t>
-      </w:r>
-      <w:r>
-        <w:rPr>
-          <w:sz w:val="28"/>
-          <w:szCs w:val="28"/>
-        </w:rPr>
-        <w:t>ể</w:t>
-      </w:r>
-      <w:r>
-        <w:rPr>
-          <w:sz w:val="28"/>
-          <w:szCs w:val="28"/>
-        </w:rPr>
-        <w:t>n khai, báo cáo Crystal Report th</w:t>
-      </w:r>
-      <w:r>
-        <w:rPr>
-          <w:sz w:val="28"/>
-          <w:szCs w:val="28"/>
-        </w:rPr>
-        <w:t>ậ</w:t>
-      </w:r>
-      <w:r>
-        <w:rPr>
-          <w:sz w:val="28"/>
-          <w:szCs w:val="28"/>
-        </w:rPr>
-        <w:t>t (theo đúng công ngh</w:t>
-      </w:r>
-      <w:r>
-        <w:rPr>
-          <w:sz w:val="28"/>
-          <w:szCs w:val="28"/>
-        </w:rPr>
-        <w:t>ệ</w:t>
-      </w:r>
-      <w:r>
-        <w:rPr>
-          <w:sz w:val="28"/>
-          <w:szCs w:val="28"/>
-        </w:rPr>
-        <w:t xml:space="preserve"> đ</w:t>
-      </w:r>
-      <w:r>
-        <w:rPr>
-          <w:sz w:val="28"/>
-          <w:szCs w:val="28"/>
-        </w:rPr>
-        <w:t>ề</w:t>
-      </w:r>
-      <w:r>
-        <w:rPr>
-          <w:sz w:val="28"/>
-          <w:szCs w:val="28"/>
-        </w:rPr>
-        <w:t xml:space="preserve"> bài yêu c</w:t>
-      </w:r>
-      <w:r>
-        <w:rPr>
-          <w:sz w:val="28"/>
-          <w:szCs w:val="28"/>
-        </w:rPr>
-        <w:t>ầ</w:t>
-      </w:r>
-      <w:r>
-        <w:rPr>
-          <w:sz w:val="28"/>
-          <w:szCs w:val="28"/>
-        </w:rPr>
-        <w:t>u) chưa đư</w:t>
-      </w:r>
-      <w:r>
-        <w:rPr>
-          <w:sz w:val="28"/>
-          <w:szCs w:val="28"/>
-        </w:rPr>
-        <w:t>ợ</w:t>
-      </w:r>
-      <w:r>
-        <w:rPr>
-          <w:sz w:val="28"/>
-          <w:szCs w:val="28"/>
-        </w:rPr>
-        <w:t>c tích h</w:t>
-      </w:r>
-      <w:r>
-        <w:rPr>
-          <w:sz w:val="28"/>
-          <w:szCs w:val="28"/>
-        </w:rPr>
-        <w:t>ợ</w:t>
-      </w:r>
-      <w:r>
-        <w:rPr>
-          <w:sz w:val="28"/>
-          <w:szCs w:val="28"/>
-        </w:rPr>
-        <w:t>p tr</w:t>
-      </w:r>
-      <w:r>
-        <w:rPr>
-          <w:sz w:val="28"/>
-          <w:szCs w:val="28"/>
-        </w:rPr>
-        <w:t>ự</w:t>
-      </w:r>
-      <w:r>
-        <w:rPr>
-          <w:sz w:val="28"/>
-          <w:szCs w:val="28"/>
-        </w:rPr>
-        <w:t>c ti</w:t>
-      </w:r>
-      <w:r>
-        <w:rPr>
-          <w:sz w:val="28"/>
-          <w:szCs w:val="28"/>
-        </w:rPr>
-        <w:t>ế</w:t>
-      </w:r>
-      <w:r>
-        <w:rPr>
-          <w:sz w:val="28"/>
-          <w:szCs w:val="28"/>
-        </w:rPr>
-        <w:t>p vào s</w:t>
-      </w:r>
-      <w:r>
-        <w:rPr>
-          <w:sz w:val="28"/>
-          <w:szCs w:val="28"/>
-        </w:rPr>
-        <w:t>ả</w:t>
-      </w:r>
-      <w:r>
-        <w:rPr>
-          <w:sz w:val="28"/>
-          <w:szCs w:val="28"/>
-        </w:rPr>
-        <w:t>n ph</w:t>
-      </w:r>
-      <w:r>
-        <w:rPr>
-          <w:sz w:val="28"/>
-          <w:szCs w:val="28"/>
-        </w:rPr>
-        <w:t>ẩ</w:t>
-      </w:r>
-      <w:r>
-        <w:rPr>
-          <w:sz w:val="28"/>
-          <w:szCs w:val="28"/>
-        </w:rPr>
-        <w:t>m n</w:t>
-      </w:r>
-      <w:r>
-        <w:rPr>
-          <w:sz w:val="28"/>
-          <w:szCs w:val="28"/>
-        </w:rPr>
-        <w:t>ộ</w:t>
-      </w:r>
-      <w:r>
-        <w:rPr>
-          <w:sz w:val="28"/>
-          <w:szCs w:val="28"/>
-        </w:rPr>
-        <w:t>p, mà thay b</w:t>
-      </w:r>
-      <w:r>
-        <w:rPr>
-          <w:sz w:val="28"/>
-          <w:szCs w:val="28"/>
-        </w:rPr>
-        <w:t>ằ</w:t>
-      </w:r>
-      <w:r>
-        <w:rPr>
-          <w:sz w:val="28"/>
-          <w:szCs w:val="28"/>
-        </w:rPr>
-        <w:t>ng gi</w:t>
-      </w:r>
-      <w:r>
-        <w:rPr>
-          <w:sz w:val="28"/>
-          <w:szCs w:val="28"/>
-        </w:rPr>
-        <w:t>ả</w:t>
-      </w:r>
-      <w:r>
-        <w:rPr>
-          <w:sz w:val="28"/>
-          <w:szCs w:val="28"/>
-        </w:rPr>
-        <w:t xml:space="preserve">i pháp in </w:t>
-      </w:r>
-      <w:r>
-        <w:rPr>
-          <w:sz w:val="28"/>
-          <w:szCs w:val="28"/>
-        </w:rPr>
-        <w:t>ấ</w:t>
-      </w:r>
-      <w:r>
-        <w:rPr>
-          <w:sz w:val="28"/>
-          <w:szCs w:val="28"/>
-        </w:rPr>
-        <w:t>n tương đương s</w:t>
-      </w:r>
-      <w:r>
-        <w:rPr>
-          <w:sz w:val="28"/>
-          <w:szCs w:val="28"/>
-        </w:rPr>
-        <w:t>ử</w:t>
-      </w:r>
-      <w:r>
-        <w:rPr>
-          <w:sz w:val="28"/>
-          <w:szCs w:val="28"/>
-        </w:rPr>
-        <w:t xml:space="preserve"> d</w:t>
+        <w:t>u khách s</w:t>
+      </w:r>
+      <w:r>
+        <w:rPr>
+          <w:sz w:val="28"/>
+          <w:szCs w:val="28"/>
+        </w:rPr>
+        <w:t>ạ</w:t>
+      </w:r>
+      <w:r>
+        <w:rPr>
+          <w:sz w:val="28"/>
+          <w:szCs w:val="28"/>
+        </w:rPr>
+        <w:t>n như đã nêu t</w:t>
+      </w:r>
+      <w:r>
+        <w:rPr>
+          <w:sz w:val="28"/>
+          <w:szCs w:val="28"/>
+        </w:rPr>
+        <w:t>ạ</w:t>
+      </w:r>
+      <w:r>
+        <w:rPr>
+          <w:sz w:val="28"/>
+          <w:szCs w:val="28"/>
+        </w:rPr>
+        <w:t>i m</w:t>
       </w:r>
       <w:r>
         <w:rPr>
@@ -45832,245 +46362,7 @@
           <w:sz w:val="28"/>
           <w:szCs w:val="28"/>
         </w:rPr>
-        <w:t>ng System.Drawing.Printing kèm hư</w:t>
-      </w:r>
-      <w:r>
-        <w:rPr>
-          <w:sz w:val="28"/>
-          <w:szCs w:val="28"/>
-        </w:rPr>
-        <w:t>ớ</w:t>
-      </w:r>
-      <w:r>
-        <w:rPr>
-          <w:sz w:val="28"/>
-          <w:szCs w:val="28"/>
-        </w:rPr>
-        <w:t>ng d</w:t>
-      </w:r>
-      <w:r>
-        <w:rPr>
-          <w:sz w:val="28"/>
-          <w:szCs w:val="28"/>
-        </w:rPr>
-        <w:t>ẫ</w:t>
-      </w:r>
-      <w:r>
-        <w:rPr>
-          <w:sz w:val="28"/>
-          <w:szCs w:val="28"/>
-        </w:rPr>
-        <w:t>n tích h</w:t>
-      </w:r>
-      <w:r>
-        <w:rPr>
-          <w:sz w:val="28"/>
-          <w:szCs w:val="28"/>
-        </w:rPr>
-        <w:t>ợ</w:t>
-      </w:r>
-      <w:r>
-        <w:rPr>
-          <w:sz w:val="28"/>
-          <w:szCs w:val="28"/>
-        </w:rPr>
-        <w:t>p Crystal Report chi ti</w:t>
-      </w:r>
-      <w:r>
-        <w:rPr>
-          <w:sz w:val="28"/>
-          <w:szCs w:val="28"/>
-        </w:rPr>
-        <w:t>ế</w:t>
-      </w:r>
-      <w:r>
-        <w:rPr>
-          <w:sz w:val="28"/>
-          <w:szCs w:val="28"/>
-        </w:rPr>
-        <w:t>t. Đây là h</w:t>
-      </w:r>
-      <w:r>
-        <w:rPr>
-          <w:sz w:val="28"/>
-          <w:szCs w:val="28"/>
-        </w:rPr>
-        <w:t>ạ</w:t>
-      </w:r>
-      <w:r>
-        <w:rPr>
-          <w:sz w:val="28"/>
-          <w:szCs w:val="28"/>
-        </w:rPr>
-        <w:t>n ch</w:t>
-      </w:r>
-      <w:r>
-        <w:rPr>
-          <w:sz w:val="28"/>
-          <w:szCs w:val="28"/>
-        </w:rPr>
-        <w:t>ế</w:t>
-      </w:r>
-      <w:r>
-        <w:rPr>
-          <w:sz w:val="28"/>
-          <w:szCs w:val="28"/>
-        </w:rPr>
-        <w:t xml:space="preserve"> nhóm nh</w:t>
-      </w:r>
-      <w:r>
-        <w:rPr>
-          <w:sz w:val="28"/>
-          <w:szCs w:val="28"/>
-        </w:rPr>
-        <w:t>ậ</w:t>
-      </w:r>
-      <w:r>
-        <w:rPr>
-          <w:sz w:val="28"/>
-          <w:szCs w:val="28"/>
-        </w:rPr>
-        <w:t>n th</w:t>
-      </w:r>
-      <w:r>
-        <w:rPr>
-          <w:sz w:val="28"/>
-          <w:szCs w:val="28"/>
-        </w:rPr>
-        <w:t>ứ</w:t>
-      </w:r>
-      <w:r>
-        <w:rPr>
-          <w:sz w:val="28"/>
-          <w:szCs w:val="28"/>
-        </w:rPr>
-        <w:t>c rõ và đã chu</w:t>
-      </w:r>
-      <w:r>
-        <w:rPr>
-          <w:sz w:val="28"/>
-          <w:szCs w:val="28"/>
-        </w:rPr>
-        <w:t>ẩ</w:t>
-      </w:r>
-      <w:r>
-        <w:rPr>
-          <w:sz w:val="28"/>
-          <w:szCs w:val="28"/>
-        </w:rPr>
-        <w:t>n b</w:t>
-      </w:r>
-      <w:r>
-        <w:rPr>
-          <w:sz w:val="28"/>
-          <w:szCs w:val="28"/>
-        </w:rPr>
-        <w:t>ị</w:t>
-      </w:r>
-      <w:r>
-        <w:rPr>
-          <w:sz w:val="28"/>
-          <w:szCs w:val="28"/>
-        </w:rPr>
-        <w:t xml:space="preserve"> đ</w:t>
-      </w:r>
-      <w:r>
-        <w:rPr>
-          <w:sz w:val="28"/>
-          <w:szCs w:val="28"/>
-        </w:rPr>
-        <w:t>ầ</w:t>
-      </w:r>
-      <w:r>
-        <w:rPr>
-          <w:sz w:val="28"/>
-          <w:szCs w:val="28"/>
-        </w:rPr>
-        <w:t>y đ</w:t>
-      </w:r>
-      <w:r>
-        <w:rPr>
-          <w:sz w:val="28"/>
-          <w:szCs w:val="28"/>
-        </w:rPr>
-        <w:t>ủ</w:t>
-      </w:r>
-      <w:r>
-        <w:rPr>
-          <w:sz w:val="28"/>
-          <w:szCs w:val="28"/>
-        </w:rPr>
-        <w:t xml:space="preserve"> đ</w:t>
-      </w:r>
-      <w:r>
-        <w:rPr>
-          <w:sz w:val="28"/>
-          <w:szCs w:val="28"/>
-        </w:rPr>
-        <w:t>ể</w:t>
-      </w:r>
-      <w:r>
-        <w:rPr>
-          <w:sz w:val="28"/>
-          <w:szCs w:val="28"/>
-        </w:rPr>
-        <w:t xml:space="preserve"> kh</w:t>
-      </w:r>
-      <w:r>
-        <w:rPr>
-          <w:sz w:val="28"/>
-          <w:szCs w:val="28"/>
-        </w:rPr>
-        <w:t>ắ</w:t>
-      </w:r>
-      <w:r>
-        <w:rPr>
-          <w:sz w:val="28"/>
-          <w:szCs w:val="28"/>
-        </w:rPr>
-        <w:t>c ph</w:t>
-      </w:r>
-      <w:r>
-        <w:rPr>
-          <w:sz w:val="28"/>
-          <w:szCs w:val="28"/>
-        </w:rPr>
-        <w:t>ụ</w:t>
-      </w:r>
-      <w:r>
-        <w:rPr>
-          <w:sz w:val="28"/>
-          <w:szCs w:val="28"/>
-        </w:rPr>
-        <w:t>c khi có đi</w:t>
-      </w:r>
-      <w:r>
-        <w:rPr>
-          <w:sz w:val="28"/>
-          <w:szCs w:val="28"/>
-        </w:rPr>
-        <w:t>ề</w:t>
-      </w:r>
-      <w:r>
-        <w:rPr>
-          <w:sz w:val="28"/>
-          <w:szCs w:val="28"/>
-        </w:rPr>
-        <w:t>u ki</w:t>
-      </w:r>
-      <w:r>
-        <w:rPr>
-          <w:sz w:val="28"/>
-          <w:szCs w:val="28"/>
-        </w:rPr>
-        <w:t>ệ</w:t>
-      </w:r>
-      <w:r>
-        <w:rPr>
-          <w:sz w:val="28"/>
-          <w:szCs w:val="28"/>
-        </w:rPr>
-        <w:t>n.</w:t>
+        <w:t>c 1.2.</w:t>
       </w:r>
     </w:p>
     <w:p>
@@ -46942,21 +47234,105 @@
           <w:sz w:val="28"/>
           <w:szCs w:val="28"/>
         </w:rPr>
-        <w:t>m: tích h</w:t>
-      </w:r>
-      <w:r>
-        <w:rPr>
-          <w:sz w:val="28"/>
-          <w:szCs w:val="28"/>
-        </w:rPr>
-        <w:t>ợ</w:t>
-      </w:r>
-      <w:r>
-        <w:rPr>
-          <w:sz w:val="28"/>
-          <w:szCs w:val="28"/>
-        </w:rPr>
-        <w:t>p Crystal Report th</w:t>
+        <w:t>m: b</w:t>
+      </w:r>
+      <w:r>
+        <w:rPr>
+          <w:sz w:val="28"/>
+          <w:szCs w:val="28"/>
+        </w:rPr>
+        <w:t>ổ</w:t>
+      </w:r>
+      <w:r>
+        <w:rPr>
+          <w:sz w:val="28"/>
+          <w:szCs w:val="28"/>
+        </w:rPr>
+        <w:t xml:space="preserve"> sung ch</w:t>
+      </w:r>
+      <w:r>
+        <w:rPr>
+          <w:sz w:val="28"/>
+          <w:szCs w:val="28"/>
+        </w:rPr>
+        <w:t>ứ</w:t>
+      </w:r>
+      <w:r>
+        <w:rPr>
+          <w:sz w:val="28"/>
+          <w:szCs w:val="28"/>
+        </w:rPr>
+        <w:t>c năng đ</w:t>
+      </w:r>
+      <w:r>
+        <w:rPr>
+          <w:sz w:val="28"/>
+          <w:szCs w:val="28"/>
+        </w:rPr>
+        <w:t>ặ</w:t>
+      </w:r>
+      <w:r>
+        <w:rPr>
+          <w:sz w:val="28"/>
+          <w:szCs w:val="28"/>
+        </w:rPr>
+        <w:t>t phòng t</w:t>
+      </w:r>
+      <w:r>
+        <w:rPr>
+          <w:sz w:val="28"/>
+          <w:szCs w:val="28"/>
+        </w:rPr>
+        <w:t>ừ</w:t>
+      </w:r>
+      <w:r>
+        <w:rPr>
+          <w:sz w:val="28"/>
+          <w:szCs w:val="28"/>
+        </w:rPr>
+        <w:t xml:space="preserve"> xa qua giao di</w:t>
+      </w:r>
+      <w:r>
+        <w:rPr>
+          <w:sz w:val="28"/>
+          <w:szCs w:val="28"/>
+        </w:rPr>
+        <w:t>ệ</w:t>
+      </w:r>
+      <w:r>
+        <w:rPr>
+          <w:sz w:val="28"/>
+          <w:szCs w:val="28"/>
+        </w:rPr>
+        <w:t>n web; hoàn thi</w:t>
+      </w:r>
+      <w:r>
+        <w:rPr>
+          <w:sz w:val="28"/>
+          <w:szCs w:val="28"/>
+        </w:rPr>
+        <w:t>ệ</w:t>
+      </w:r>
+      <w:r>
+        <w:rPr>
+          <w:sz w:val="28"/>
+          <w:szCs w:val="28"/>
+        </w:rPr>
+        <w:t>n ch</w:t>
+      </w:r>
+      <w:r>
+        <w:rPr>
+          <w:sz w:val="28"/>
+          <w:szCs w:val="28"/>
+        </w:rPr>
+        <w:t>ứ</w:t>
+      </w:r>
+      <w:r>
+        <w:rPr>
+          <w:sz w:val="28"/>
+          <w:szCs w:val="28"/>
+        </w:rPr>
+        <w:t>c năng đăng nh</w:t>
       </w:r>
       <w:r>
         <w:rPr>
@@ -46970,35 +47346,63 @@
           <w:sz w:val="28"/>
           <w:szCs w:val="28"/>
         </w:rPr>
-        <w:t>t thay cho gi</w:t>
-      </w:r>
-      <w:r>
-        <w:rPr>
-          <w:sz w:val="28"/>
-          <w:szCs w:val="28"/>
-        </w:rPr>
-        <w:t>ả</w:t>
-      </w:r>
-      <w:r>
-        <w:rPr>
-          <w:sz w:val="28"/>
-          <w:szCs w:val="28"/>
-        </w:rPr>
-        <w:t>i pháp in t</w:t>
-      </w:r>
-      <w:r>
-        <w:rPr>
-          <w:sz w:val="28"/>
-          <w:szCs w:val="28"/>
-        </w:rPr>
-        <w:t>ạ</w:t>
-      </w:r>
-      <w:r>
-        <w:rPr>
-          <w:sz w:val="28"/>
-          <w:szCs w:val="28"/>
-        </w:rPr>
-        <w:t>m th</w:t>
+        <w:t>p/phân quy</w:t>
+      </w:r>
+      <w:r>
+        <w:rPr>
+          <w:sz w:val="28"/>
+          <w:szCs w:val="28"/>
+        </w:rPr>
+        <w:t>ề</w:t>
+      </w:r>
+      <w:r>
+        <w:rPr>
+          <w:sz w:val="28"/>
+          <w:szCs w:val="28"/>
+        </w:rPr>
+        <w:t>n v</w:t>
+      </w:r>
+      <w:r>
+        <w:rPr>
+          <w:sz w:val="28"/>
+          <w:szCs w:val="28"/>
+        </w:rPr>
+        <w:t>ớ</w:t>
+      </w:r>
+      <w:r>
+        <w:rPr>
+          <w:sz w:val="28"/>
+          <w:szCs w:val="28"/>
+        </w:rPr>
+        <w:t>i nhi</w:t>
+      </w:r>
+      <w:r>
+        <w:rPr>
+          <w:sz w:val="28"/>
+          <w:szCs w:val="28"/>
+        </w:rPr>
+        <w:t>ề</w:t>
+      </w:r>
+      <w:r>
+        <w:rPr>
+          <w:sz w:val="28"/>
+          <w:szCs w:val="28"/>
+        </w:rPr>
+        <w:t>u vai trò chi ti</w:t>
+      </w:r>
+      <w:r>
+        <w:rPr>
+          <w:sz w:val="28"/>
+          <w:szCs w:val="28"/>
+        </w:rPr>
+        <w:t>ế</w:t>
+      </w:r>
+      <w:r>
+        <w:rPr>
+          <w:sz w:val="28"/>
+          <w:szCs w:val="28"/>
+        </w:rPr>
+        <w:t>t hơn; tăng cư</w:t>
       </w:r>
       <w:r>
         <w:rPr>
@@ -47012,7 +47416,91 @@
           <w:sz w:val="28"/>
           <w:szCs w:val="28"/>
         </w:rPr>
-        <w:t>i; hoàn thi</w:t>
+        <w:t>ng ki</w:t>
+      </w:r>
+      <w:r>
+        <w:rPr>
+          <w:sz w:val="28"/>
+          <w:szCs w:val="28"/>
+        </w:rPr>
+        <w:t>ể</w:t>
+      </w:r>
+      <w:r>
+        <w:rPr>
+          <w:sz w:val="28"/>
+          <w:szCs w:val="28"/>
+        </w:rPr>
+        <w:t>m soát tương tranh khi nhi</w:t>
+      </w:r>
+      <w:r>
+        <w:rPr>
+          <w:sz w:val="28"/>
+          <w:szCs w:val="28"/>
+        </w:rPr>
+        <w:t>ề</w:t>
+      </w:r>
+      <w:r>
+        <w:rPr>
+          <w:sz w:val="28"/>
+          <w:szCs w:val="28"/>
+        </w:rPr>
+        <w:t>u ngư</w:t>
+      </w:r>
+      <w:r>
+        <w:rPr>
+          <w:sz w:val="28"/>
+          <w:szCs w:val="28"/>
+        </w:rPr>
+        <w:t>ờ</w:t>
+      </w:r>
+      <w:r>
+        <w:rPr>
+          <w:sz w:val="28"/>
+          <w:szCs w:val="28"/>
+        </w:rPr>
+        <w:t>i dùng thao tác đ</w:t>
+      </w:r>
+      <w:r>
+        <w:rPr>
+          <w:sz w:val="28"/>
+          <w:szCs w:val="28"/>
+        </w:rPr>
+        <w:t>ồ</w:t>
+      </w:r>
+      <w:r>
+        <w:rPr>
+          <w:sz w:val="28"/>
+          <w:szCs w:val="28"/>
+        </w:rPr>
+        <w:t>ng th</w:t>
+      </w:r>
+      <w:r>
+        <w:rPr>
+          <w:sz w:val="28"/>
+          <w:szCs w:val="28"/>
+        </w:rPr>
+        <w:t>ờ</w:t>
+      </w:r>
+      <w:r>
+        <w:rPr>
+          <w:sz w:val="28"/>
+          <w:szCs w:val="28"/>
+        </w:rPr>
+        <w:t>i (transaction + khóa d</w:t>
+      </w:r>
+      <w:r>
+        <w:rPr>
+          <w:sz w:val="28"/>
+          <w:szCs w:val="28"/>
+        </w:rPr>
+        <w:t>ữ</w:t>
+      </w:r>
+      <w:r>
+        <w:rPr>
+          <w:sz w:val="28"/>
+          <w:szCs w:val="28"/>
+        </w:rPr>
+        <w:t xml:space="preserve"> li</w:t>
       </w:r>
       <w:r>
         <w:rPr>
@@ -47026,161 +47514,7 @@
           <w:sz w:val="28"/>
           <w:szCs w:val="28"/>
         </w:rPr>
-        <w:t>n ch</w:t>
-      </w:r>
-      <w:r>
-        <w:rPr>
-          <w:sz w:val="28"/>
-          <w:szCs w:val="28"/>
-        </w:rPr>
-        <w:t>ứ</w:t>
-      </w:r>
-      <w:r>
-        <w:rPr>
-          <w:sz w:val="28"/>
-          <w:szCs w:val="28"/>
-        </w:rPr>
-        <w:t>c năng đăng nh</w:t>
-      </w:r>
-      <w:r>
-        <w:rPr>
-          <w:sz w:val="28"/>
-          <w:szCs w:val="28"/>
-        </w:rPr>
-        <w:t>ậ</w:t>
-      </w:r>
-      <w:r>
-        <w:rPr>
-          <w:sz w:val="28"/>
-          <w:szCs w:val="28"/>
-        </w:rPr>
-        <w:t>p/phân quy</w:t>
-      </w:r>
-      <w:r>
-        <w:rPr>
-          <w:sz w:val="28"/>
-          <w:szCs w:val="28"/>
-        </w:rPr>
-        <w:t>ề</w:t>
-      </w:r>
-      <w:r>
-        <w:rPr>
-          <w:sz w:val="28"/>
-          <w:szCs w:val="28"/>
-        </w:rPr>
-        <w:t>n v</w:t>
-      </w:r>
-      <w:r>
-        <w:rPr>
-          <w:sz w:val="28"/>
-          <w:szCs w:val="28"/>
-        </w:rPr>
-        <w:t>ớ</w:t>
-      </w:r>
-      <w:r>
-        <w:rPr>
-          <w:sz w:val="28"/>
-          <w:szCs w:val="28"/>
-        </w:rPr>
-        <w:t>i nhi</w:t>
-      </w:r>
-      <w:r>
-        <w:rPr>
-          <w:sz w:val="28"/>
-          <w:szCs w:val="28"/>
-        </w:rPr>
-        <w:t>ề</w:t>
-      </w:r>
-      <w:r>
-        <w:rPr>
-          <w:sz w:val="28"/>
-          <w:szCs w:val="28"/>
-        </w:rPr>
-        <w:t>u vai trò chi ti</w:t>
-      </w:r>
-      <w:r>
-        <w:rPr>
-          <w:sz w:val="28"/>
-          <w:szCs w:val="28"/>
-        </w:rPr>
-        <w:t>ế</w:t>
-      </w:r>
-      <w:r>
-        <w:rPr>
-          <w:sz w:val="28"/>
-          <w:szCs w:val="28"/>
-        </w:rPr>
-        <w:t>t hơn; b</w:t>
-      </w:r>
-      <w:r>
-        <w:rPr>
-          <w:sz w:val="28"/>
-          <w:szCs w:val="28"/>
-        </w:rPr>
-        <w:t>ổ</w:t>
-      </w:r>
-      <w:r>
-        <w:rPr>
-          <w:sz w:val="28"/>
-          <w:szCs w:val="28"/>
-        </w:rPr>
-        <w:t xml:space="preserve"> sung ch</w:t>
-      </w:r>
-      <w:r>
-        <w:rPr>
-          <w:sz w:val="28"/>
-          <w:szCs w:val="28"/>
-        </w:rPr>
-        <w:t>ứ</w:t>
-      </w:r>
-      <w:r>
-        <w:rPr>
-          <w:sz w:val="28"/>
-          <w:szCs w:val="28"/>
-        </w:rPr>
-        <w:t>c năng đ</w:t>
-      </w:r>
-      <w:r>
-        <w:rPr>
-          <w:sz w:val="28"/>
-          <w:szCs w:val="28"/>
-        </w:rPr>
-        <w:t>ặ</w:t>
-      </w:r>
-      <w:r>
-        <w:rPr>
-          <w:sz w:val="28"/>
-          <w:szCs w:val="28"/>
-        </w:rPr>
-        <w:t>t phòng t</w:t>
-      </w:r>
-      <w:r>
-        <w:rPr>
-          <w:sz w:val="28"/>
-          <w:szCs w:val="28"/>
-        </w:rPr>
-        <w:t>ừ</w:t>
-      </w:r>
-      <w:r>
-        <w:rPr>
-          <w:sz w:val="28"/>
-          <w:szCs w:val="28"/>
-        </w:rPr>
-        <w:t xml:space="preserve"> xa qua giao di</w:t>
-      </w:r>
-      <w:r>
-        <w:rPr>
-          <w:sz w:val="28"/>
-          <w:szCs w:val="28"/>
-        </w:rPr>
-        <w:t>ệ</w:t>
-      </w:r>
-      <w:r>
-        <w:rPr>
-          <w:sz w:val="28"/>
-          <w:szCs w:val="28"/>
-        </w:rPr>
-        <w:t>n web; và xây d</w:t>
+        <w:t>u); và xây d</w:t>
       </w:r>
       <w:r>
         <w:rPr>
@@ -49206,15 +49540,7 @@
           <w:sz w:val="28"/>
           <w:szCs w:val="28"/>
         </w:rPr>
-        <w:t xml:space="preserve"> </w:t>
-      </w:r>
-      <w:r>
-        <w:rPr>
-          <w:rFonts w:eastAsia="Times New Roman"/>
-          <w:sz w:val="28"/>
-          <w:szCs w:val="28"/>
-        </w:rPr>
-        <w:t xml:space="preserve">để build phiên bản Release, chương trình được xuất ra thư mục </w:t>
+        <w:t xml:space="preserve"> để build phiên bản Release, chương trình được xuất ra thư mục </w:t>
       </w:r>
       <w:r>
         <w:rPr>
@@ -49303,9 +49629,9 @@
 <file path=word/numbering.xml><?xml version="1.0" encoding="utf-8"?>
 <w:numbering xmlns:wpc="http://schemas.microsoft.com/office/word/2010/wordprocessingCanvas" xmlns:cx="http://schemas.microsoft.com/office/drawing/2014/chartex" xmlns:cx1="http://schemas.microsoft.com/office/drawing/2015/9/8/chartex" xmlns:cx2="http://schemas.microsoft.com/office/drawing/2015/10/21/chartex" xmlns:cx3="http://schemas.microsoft.com/office/drawing/2016/5/9/chartex" xmlns:cx4="http://schemas.microsoft.com/office/drawing/2016/5/10/chartex" xmlns:cx5="http://schemas.microsoft.com/office/drawing/2016/5/11/chartex" xmlns:cx6="http://schemas.microsoft.com/office/drawing/2016/5/12/chartex" xmlns:cx7="http://schemas.microsoft.com/office/drawing/2016/5/13/chartex" xmlns:cx8="http://schemas.microsoft.com/office/drawing/2016/5/14/chartex" xmlns:mc="http://schemas.openxmlformats.org/markup-compatibility/2006" xmlns:aink="http://schemas.microsoft.com/office/drawing/2016/ink" xmlns:am3d="http://schemas.microsoft.com/office/drawing/2017/model3d" xmlns:o="urn:schemas-microsoft-com:office:office" xmlns:oel="http://schemas.microsoft.com/office/2019/extlst" xmlns:r="http://schemas.openxmlformats.org/officeDocument/2006/relationships" xmlns:m="http://schemas.openxmlformats.org/officeDocument/2006/math" xmlns:v="urn:schemas-microsoft-com:vml" xmlns:wp14="http://schemas.microsoft.com/office/word/2010/wordprocessingDrawing" xmlns:wp="http://schemas.openxmlformats.org/drawingml/2006/wordprocessingDrawing" xmlns:w10="urn:schemas-microsoft-com:office:word" xmlns:w="http://schemas.openxmlformats.org/wordprocessingml/2006/main" xmlns:w14="http://schemas.microsoft.com/office/word/2010/wordml" xmlns:w15="http://schemas.microsoft.com/office/word/2012/wordml" xmlns:w16cex="http://schemas.microsoft.com/office/word/2018/wordml/cex" xmlns:w16cid="http://schemas.microsoft.com/office/word/2016/wordml/cid" xmlns:w16="http://schemas.microsoft.com/office/word/2018/wordml" xmlns:w16du="http://schemas.microsoft.com/office/word/2023/wordml/word16du" xmlns:w16sdtdh="http://schemas.microsoft.com/office/word/2020/wordml/sdtdatahash" xmlns:w16sdtfl="http://schemas.microsoft.com/office/word/2024/wordml/sdtformatlock" xmlns:w16se="http://schemas.microsoft.com/office/word/2015/wordml/symex" xmlns:wpg="http://schemas.microsoft.com/office/word/2010/wordprocessingGroup" xmlns:wpi="http://schemas.microsoft.com/office/word/2010/wordprocessingInk" xmlns:wne="http://schemas.microsoft.com/office/word/2006/wordml" xmlns:wps="http://schemas.microsoft.com/office/word/2010/wordprocessingShape" mc:Ignorable="w14 w15 w16se w16cid w16 w16cex w16sdtdh w16sdtfl w16du wp14">
   <w:abstractNum w:abstractNumId="0" w15:restartNumberingAfterBreak="0">
-    <w:nsid w:val="047B043C"/>
+    <w:nsid w:val="1CF064F9"/>
     <w:multiLevelType w:val="multilevel"/>
-    <w:tmpl w:val="55983B14"/>
+    <w:tmpl w:val="ECF87F86"/>
     <w:lvl w:ilvl="0">
       <w:start w:val="1"/>
       <w:numFmt w:val="decimal"/>
@@ -49416,9 +49742,9 @@
     </w:lvl>
   </w:abstractNum>
   <w:abstractNum w:abstractNumId="1" w15:restartNumberingAfterBreak="0">
-    <w:nsid w:val="45256357"/>
+    <w:nsid w:val="74DC5BF9"/>
     <w:multiLevelType w:val="multilevel"/>
-    <w:tmpl w:val="BCCEBC06"/>
+    <w:tmpl w:val="4FF621BA"/>
     <w:lvl w:ilvl="0">
       <w:start w:val="1"/>
       <w:numFmt w:val="bullet"/>
@@ -49564,10 +49890,10 @@
       </w:rPr>
     </w:lvl>
   </w:abstractNum>
-  <w:num w:numId="1" w16cid:durableId="1828356040">
+  <w:num w:numId="1" w16cid:durableId="799152113">
     <w:abstractNumId w:val="1"/>
   </w:num>
-  <w:num w:numId="2" w16cid:durableId="1987002708">
+  <w:num w:numId="2" w16cid:durableId="1545292989">
     <w:abstractNumId w:val="0"/>
   </w:num>
 </w:numbering>
